--- a/investigaciones/Estado del arte 3 sistemas similares Conultorio.me, Sonrrisas Mexicanas y Doctoralia.docx
+++ b/investigaciones/Estado del arte 3 sistemas similares Conultorio.me, Sonrrisas Mexicanas y Doctoralia.docx
@@ -1,9 +1,14 @@
 
 <file path=word/document.xml><?xml version="1.0" encoding="utf-8"?>
-<w:document xmlns:wpc="http://schemas.microsoft.com/office/word/2010/wordprocessingCanvas" xmlns:cx="http://schemas.microsoft.com/office/drawing/2014/chartex" xmlns:cx1="http://schemas.microsoft.com/office/drawing/2015/9/8/chartex" xmlns:cx2="http://schemas.microsoft.com/office/drawing/2015/10/21/chartex" xmlns:cx3="http://schemas.microsoft.com/office/drawing/2016/5/9/chartex" xmlns:cx4="http://schemas.microsoft.com/office/drawing/2016/5/10/chartex" xmlns:cx5="http://schemas.microsoft.com/office/drawing/2016/5/11/chartex" xmlns:cx6="http://schemas.microsoft.com/office/drawing/2016/5/12/chartex" xmlns:cx7="http://schemas.microsoft.com/office/drawing/2016/5/13/chartex" xmlns:cx8="http://schemas.microsoft.com/office/drawing/2016/5/14/chartex" xmlns:mc="http://schemas.openxmlformats.org/markup-compatibility/2006" xmlns:aink="http://schemas.microsoft.com/office/drawing/2016/ink" xmlns:am3d="http://schemas.microsoft.com/office/drawing/2017/model3d" xmlns:o="urn:schemas-microsoft-com:office:office" xmlns:oel="http://schemas.microsoft.com/office/2019/extlst" xmlns:r="http://schemas.openxmlformats.org/officeDocument/2006/relationships" xmlns:m="http://schemas.openxmlformats.org/officeDocument/2006/math" xmlns:v="urn:schemas-microsoft-com:vml" xmlns:wp14="http://schemas.microsoft.com/office/word/2010/wordprocessingDrawing" xmlns:wp="http://schemas.openxmlformats.org/drawingml/2006/wordprocessingDrawing" xmlns:w10="urn:schemas-microsoft-com:office:word" xmlns:w="http://schemas.openxmlformats.org/wordprocessingml/2006/main" xmlns:w14="http://schemas.microsoft.com/office/word/2010/wordml" xmlns:w15="http://schemas.microsoft.com/office/word/2012/wordml" xmlns:w16cex="http://schemas.microsoft.com/office/word/2018/wordml/cex" xmlns:w16cid="http://schemas.microsoft.com/office/word/2016/wordml/cid" xmlns:w16="http://schemas.microsoft.com/office/word/2018/wordml" xmlns:w16du="http://schemas.microsoft.com/office/word/2023/wordml/word16du" xmlns:w16sdtdh="http://schemas.microsoft.com/office/word/2020/wordml/sdtdatahash" xmlns:w16sdtfl="http://schemas.microsoft.com/office/word/2024/wordml/sdtformatlock" xmlns:w16se="http://schemas.microsoft.com/office/word/2015/wordml/symex" xmlns:wpg="http://schemas.microsoft.com/office/word/2010/wordprocessingGroup" xmlns:wpi="http://schemas.microsoft.com/office/word/2010/wordprocessingInk" xmlns:wne="http://schemas.microsoft.com/office/word/2006/wordml" xmlns:wps="http://schemas.microsoft.com/office/word/2010/wordprocessingShape" mc:Ignorable="w14 w15 w16se w16cid w16 w16cex w16sdtdh w16sdtfl w16du wp14">
+<w:document xmlns:wpc="http://schemas.microsoft.com/office/word/2010/wordprocessingCanvas" xmlns:cx="http://schemas.microsoft.com/office/drawing/2014/chartex" xmlns:cx1="http://schemas.microsoft.com/office/drawing/2015/9/8/chartex" xmlns:cx2="http://schemas.microsoft.com/office/drawing/2015/10/21/chartex" xmlns:cx3="http://schemas.microsoft.com/office/drawing/2016/5/9/chartex" xmlns:cx4="http://schemas.microsoft.com/office/drawing/2016/5/10/chartex" xmlns:cx5="http://schemas.microsoft.com/office/drawing/2016/5/11/chartex" xmlns:cx6="http://schemas.microsoft.com/office/drawing/2016/5/12/chartex" xmlns:cx7="http://schemas.microsoft.com/office/drawing/2016/5/13/chartex" xmlns:cx8="http://schemas.microsoft.com/office/drawing/2016/5/14/chartex" xmlns:mc="http://schemas.openxmlformats.org/markup-compatibility/2006" xmlns:aink="http://schemas.microsoft.com/office/drawing/2016/ink" xmlns:am3d="http://schemas.microsoft.com/office/drawing/2017/model3d" xmlns:o="urn:schemas-microsoft-com:office:office" xmlns:r="http://schemas.openxmlformats.org/officeDocument/2006/relationships" xmlns:m="http://schemas.openxmlformats.org/officeDocument/2006/math" xmlns:v="urn:schemas-microsoft-com:vml" xmlns:wp14="http://schemas.microsoft.com/office/word/2010/wordprocessingDrawing" xmlns:wp="http://schemas.openxmlformats.org/drawingml/2006/wordprocessingDrawing" xmlns:w10="urn:schemas-microsoft-com:office:word" xmlns:w="http://schemas.openxmlformats.org/wordprocessingml/2006/main" xmlns:w14="http://schemas.microsoft.com/office/word/2010/wordml" xmlns:w15="http://schemas.microsoft.com/office/word/2012/wordml" xmlns:w16cid="http://schemas.microsoft.com/office/word/2016/wordml/cid" xmlns:w16se="http://schemas.microsoft.com/office/word/2015/wordml/symex" xmlns:wpg="http://schemas.microsoft.com/office/word/2010/wordprocessingGroup" xmlns:wpi="http://schemas.microsoft.com/office/word/2010/wordprocessingInk" xmlns:wne="http://schemas.microsoft.com/office/word/2006/wordml" xmlns:wps="http://schemas.microsoft.com/office/word/2010/wordprocessingShape" mc:Ignorable="w14 w15 w16se w16cid wp14">
   <w:body>
     <w:p>
       <w:pPr>
+        <w:pStyle w:val="Prrafodelista"/>
+        <w:numPr>
+          <w:ilvl w:val="0"/>
+          <w:numId w:val="9"/>
+        </w:numPr>
         <w:spacing w:line="360" w:lineRule="auto"/>
         <w:jc w:val="both"/>
         <w:rPr>
@@ -14,6 +19,7 @@
           <w:szCs w:val="24"/>
         </w:rPr>
       </w:pPr>
+      <w:bookmarkStart w:id="0" w:name="_Hlk210729886"/>
       <w:proofErr w:type="spellStart"/>
       <w:r>
         <w:rPr>
@@ -43,34 +49,69 @@
           <w:sz w:val="24"/>
           <w:szCs w:val="24"/>
         </w:rPr>
-        <w:t>¿Qué es?</w:t>
-      </w:r>
-    </w:p>
-    <w:p>
-      <w:pPr>
-        <w:spacing w:line="360" w:lineRule="auto"/>
-        <w:jc w:val="both"/>
-        <w:rPr>
-          <w:rFonts w:ascii="Arial" w:hAnsi="Arial" w:cs="Arial"/>
-          <w:sz w:val="24"/>
-          <w:szCs w:val="24"/>
-        </w:rPr>
-      </w:pPr>
-      <w:r>
-        <w:rPr>
-          <w:rFonts w:ascii="Arial" w:hAnsi="Arial" w:cs="Arial"/>
-          <w:sz w:val="24"/>
-          <w:szCs w:val="24"/>
-        </w:rPr>
-        <w:t>E</w:t>
-      </w:r>
-      <w:r>
-        <w:rPr>
-          <w:rFonts w:ascii="Arial" w:hAnsi="Arial" w:cs="Arial"/>
-          <w:sz w:val="24"/>
-          <w:szCs w:val="24"/>
-        </w:rPr>
-        <w:t>s una plataforma digital diseñada para facilitar la gestión de consultorios y clínicas, enfocada en profesionales de la salud como médicos, psicólogos, dentistas, fisioterapeutas, entre otros. Su objetivo es optimizar tareas administrativas, mejorar la organización y permitir una atención más eficiente al paciente.</w:t>
+        <w:t>Es una plataforma digital diseñada para facilitar la gestión de consultorios y clínicas, enfocada en profesionales de la salud como médicos, psicólogos, dentistas, fisioterapeutas, entre otros. Su objetivo es optimizar tareas administrativas, mejorar la organización y permitir una atención más eficiente al paciente</w:t>
+      </w:r>
+      <w:sdt>
+        <w:sdtPr>
+          <w:rPr>
+            <w:rFonts w:ascii="Arial" w:hAnsi="Arial" w:cs="Arial"/>
+            <w:sz w:val="24"/>
+            <w:szCs w:val="24"/>
+          </w:rPr>
+          <w:id w:val="1973471992"/>
+          <w:citation/>
+        </w:sdtPr>
+        <w:sdtContent>
+          <w:r>
+            <w:rPr>
+              <w:rFonts w:ascii="Arial" w:hAnsi="Arial" w:cs="Arial"/>
+              <w:sz w:val="24"/>
+              <w:szCs w:val="24"/>
+            </w:rPr>
+            <w:fldChar w:fldCharType="begin"/>
+          </w:r>
+          <w:r>
+            <w:rPr>
+              <w:rFonts w:ascii="Arial" w:hAnsi="Arial" w:cs="Arial"/>
+              <w:sz w:val="24"/>
+              <w:szCs w:val="24"/>
+            </w:rPr>
+            <w:instrText xml:space="preserve"> CITATION Con20 \l 2058 </w:instrText>
+          </w:r>
+          <w:r>
+            <w:rPr>
+              <w:rFonts w:ascii="Arial" w:hAnsi="Arial" w:cs="Arial"/>
+              <w:sz w:val="24"/>
+              <w:szCs w:val="24"/>
+            </w:rPr>
+            <w:fldChar w:fldCharType="separate"/>
+          </w:r>
+          <w:r>
+            <w:rPr>
+              <w:rFonts w:ascii="Arial" w:hAnsi="Arial" w:cs="Arial"/>
+              <w:noProof/>
+              <w:sz w:val="24"/>
+              <w:szCs w:val="24"/>
+            </w:rPr>
+            <w:t xml:space="preserve"> (Consultorio.me, 2020)</w:t>
+          </w:r>
+          <w:r>
+            <w:rPr>
+              <w:rFonts w:ascii="Arial" w:hAnsi="Arial" w:cs="Arial"/>
+              <w:sz w:val="24"/>
+              <w:szCs w:val="24"/>
+            </w:rPr>
+            <w:fldChar w:fldCharType="end"/>
+          </w:r>
+        </w:sdtContent>
+      </w:sdt>
+      <w:r>
+        <w:rPr>
+          <w:rFonts w:ascii="Arial" w:hAnsi="Arial" w:cs="Arial"/>
+          <w:sz w:val="24"/>
+          <w:szCs w:val="24"/>
+        </w:rPr>
+        <w:t>.</w:t>
       </w:r>
     </w:p>
     <w:p>
@@ -275,25 +316,7 @@
           <w:sz w:val="24"/>
           <w:szCs w:val="24"/>
         </w:rPr>
-        <w:t xml:space="preserve">Además, la plataforma es accesible desde dispositivos móviles (Android </w:t>
-      </w:r>
-      <w:proofErr w:type="gramStart"/>
-      <w:r>
-        <w:rPr>
-          <w:rFonts w:ascii="Arial" w:hAnsi="Arial" w:cs="Arial"/>
-          <w:sz w:val="24"/>
-          <w:szCs w:val="24"/>
-        </w:rPr>
-        <w:t>e</w:t>
-      </w:r>
-      <w:proofErr w:type="gramEnd"/>
-      <w:r>
-        <w:rPr>
-          <w:rFonts w:ascii="Arial" w:hAnsi="Arial" w:cs="Arial"/>
-          <w:sz w:val="24"/>
-          <w:szCs w:val="24"/>
-        </w:rPr>
-        <w:t xml:space="preserve"> iOS) y navegadores web, permitiendo su uso en diversas situaciones y dispositivos.</w:t>
+        <w:t>Además, la plataforma es accesible desde dispositivos móviles (Android e iOS) y navegadores web, permitiendo su uso en diversas situaciones y dispositivos.</w:t>
       </w:r>
     </w:p>
     <w:p>
@@ -335,26 +358,26 @@
           <w:sz w:val="24"/>
           <w:szCs w:val="24"/>
         </w:rPr>
+        <w:t>Versión gratuita: Ofrece funcionalidades completas sin anuncios, sin límite de pacientes ni citas.</w:t>
+      </w:r>
+    </w:p>
+    <w:p>
+      <w:pPr>
+        <w:spacing w:line="360" w:lineRule="auto"/>
+        <w:jc w:val="both"/>
+        <w:rPr>
+          <w:rFonts w:ascii="Arial" w:hAnsi="Arial" w:cs="Arial"/>
+          <w:sz w:val="24"/>
+          <w:szCs w:val="24"/>
+        </w:rPr>
+      </w:pPr>
+      <w:r>
+        <w:rPr>
+          <w:rFonts w:ascii="Arial" w:hAnsi="Arial" w:cs="Arial"/>
+          <w:sz w:val="24"/>
+          <w:szCs w:val="24"/>
+        </w:rPr>
         <w:lastRenderedPageBreak/>
-        <w:t>Versión gratuita: Ofrece funcionalidades completas sin anuncios, sin límite de pacientes ni citas.</w:t>
-      </w:r>
-    </w:p>
-    <w:p>
-      <w:pPr>
-        <w:spacing w:line="360" w:lineRule="auto"/>
-        <w:jc w:val="both"/>
-        <w:rPr>
-          <w:rFonts w:ascii="Arial" w:hAnsi="Arial" w:cs="Arial"/>
-          <w:sz w:val="24"/>
-          <w:szCs w:val="24"/>
-        </w:rPr>
-      </w:pPr>
-      <w:r>
-        <w:rPr>
-          <w:rFonts w:ascii="Arial" w:hAnsi="Arial" w:cs="Arial"/>
-          <w:sz w:val="24"/>
-          <w:szCs w:val="24"/>
-        </w:rPr>
         <w:t>Versión Premium: Incluye características avanzadas como personalización adicional, integración con sistemas externos y soporte prioritario.</w:t>
       </w:r>
     </w:p>
@@ -371,6 +394,11 @@
     </w:p>
     <w:p>
       <w:pPr>
+        <w:pStyle w:val="Prrafodelista"/>
+        <w:numPr>
+          <w:ilvl w:val="0"/>
+          <w:numId w:val="9"/>
+        </w:numPr>
         <w:spacing w:line="360" w:lineRule="auto"/>
         <w:jc w:val="both"/>
         <w:rPr>
@@ -408,15 +436,79 @@
           <w:sz w:val="24"/>
           <w:szCs w:val="24"/>
         </w:rPr>
-        <w:t xml:space="preserve"> es una red de clínicas dentales en México que se distingue por ofrecer servicios odontológicos profesionales a precios accesibles. Su misión es garantizar que todos los mexicanos tengan acceso a una atención dental de calidad, sin importar su nivel socioeconómico.</w:t>
-      </w:r>
-      <w:r>
-        <w:rPr>
-          <w:rFonts w:ascii="Arial" w:hAnsi="Arial" w:cs="Arial"/>
-          <w:sz w:val="24"/>
-          <w:szCs w:val="24"/>
-        </w:rPr>
-        <w:t xml:space="preserve"> </w:t>
+        <w:t xml:space="preserve"> es una red de clínicas dentales en México que se distingue por ofrecer servicios odontológicos profesionales a precios accesibles. Su misión es garantizar que todos los mex</w:t>
+      </w:r>
+      <w:bookmarkStart w:id="1" w:name="_GoBack"/>
+      <w:bookmarkEnd w:id="1"/>
+      <w:r>
+        <w:rPr>
+          <w:rFonts w:ascii="Arial" w:hAnsi="Arial" w:cs="Arial"/>
+          <w:sz w:val="24"/>
+          <w:szCs w:val="24"/>
+        </w:rPr>
+        <w:t>icanos tengan acceso a una atención dental de calidad, sin importar su nivel socioeconómico</w:t>
+      </w:r>
+      <w:sdt>
+        <w:sdtPr>
+          <w:rPr>
+            <w:rFonts w:ascii="Arial" w:hAnsi="Arial" w:cs="Arial"/>
+            <w:sz w:val="24"/>
+            <w:szCs w:val="24"/>
+          </w:rPr>
+          <w:id w:val="-1599020502"/>
+          <w:citation/>
+        </w:sdtPr>
+        <w:sdtContent>
+          <w:r>
+            <w:rPr>
+              <w:rFonts w:ascii="Arial" w:hAnsi="Arial" w:cs="Arial"/>
+              <w:sz w:val="24"/>
+              <w:szCs w:val="24"/>
+            </w:rPr>
+            <w:fldChar w:fldCharType="begin"/>
+          </w:r>
+          <w:r>
+            <w:rPr>
+              <w:rFonts w:ascii="Arial" w:hAnsi="Arial" w:cs="Arial"/>
+              <w:sz w:val="24"/>
+              <w:szCs w:val="24"/>
+            </w:rPr>
+            <w:instrText xml:space="preserve"> CITATION Son25 \l 2058 </w:instrText>
+          </w:r>
+          <w:r>
+            <w:rPr>
+              <w:rFonts w:ascii="Arial" w:hAnsi="Arial" w:cs="Arial"/>
+              <w:sz w:val="24"/>
+              <w:szCs w:val="24"/>
+            </w:rPr>
+            <w:fldChar w:fldCharType="separate"/>
+          </w:r>
+          <w:r>
+            <w:rPr>
+              <w:rFonts w:ascii="Arial" w:hAnsi="Arial" w:cs="Arial"/>
+              <w:noProof/>
+              <w:sz w:val="24"/>
+              <w:szCs w:val="24"/>
+            </w:rPr>
+            <w:t xml:space="preserve"> (Mexicanas, 2025)</w:t>
+          </w:r>
+          <w:r>
+            <w:rPr>
+              <w:rFonts w:ascii="Arial" w:hAnsi="Arial" w:cs="Arial"/>
+              <w:sz w:val="24"/>
+              <w:szCs w:val="24"/>
+            </w:rPr>
+            <w:fldChar w:fldCharType="end"/>
+          </w:r>
+        </w:sdtContent>
+      </w:sdt>
+      <w:r>
+        <w:rPr>
+          <w:rFonts w:ascii="Arial" w:hAnsi="Arial" w:cs="Arial"/>
+          <w:sz w:val="24"/>
+          <w:szCs w:val="24"/>
+        </w:rPr>
+        <w:t xml:space="preserve">. </w:t>
       </w:r>
     </w:p>
     <w:p>
@@ -439,26 +531,141 @@
           <w:sz w:val="24"/>
           <w:szCs w:val="24"/>
         </w:rPr>
-        <w:t>¿Quiénes somos?</w:t>
-      </w:r>
-    </w:p>
-    <w:p>
-      <w:pPr>
-        <w:spacing w:line="360" w:lineRule="auto"/>
-        <w:jc w:val="both"/>
-        <w:rPr>
-          <w:rFonts w:ascii="Arial" w:hAnsi="Arial" w:cs="Arial"/>
-          <w:sz w:val="24"/>
-          <w:szCs w:val="24"/>
-        </w:rPr>
-      </w:pPr>
-      <w:r>
-        <w:rPr>
-          <w:rFonts w:ascii="Arial" w:hAnsi="Arial" w:cs="Arial"/>
-          <w:sz w:val="24"/>
-          <w:szCs w:val="24"/>
-        </w:rPr>
-        <w:t>Con más de 8 años de experiencia, Sonrisas Mexicanas cuenta con un equipo de odontólogas altamente capacitadas y ofrece consultas de valoración sin costo. Su objetivo es proporcionar opciones de salud dental seguras y económicas para todas las etapas de la vida.</w:t>
+        <w:t>¿Qué ofrece?</w:t>
+      </w:r>
+    </w:p>
+    <w:p>
+      <w:pPr>
+        <w:spacing w:line="360" w:lineRule="auto"/>
+        <w:jc w:val="both"/>
+        <w:rPr>
+          <w:rFonts w:ascii="Arial" w:hAnsi="Arial" w:cs="Arial"/>
+          <w:color w:val="000000"/>
+          <w:sz w:val="24"/>
+          <w:szCs w:val="24"/>
+          <w:shd w:val="clear" w:color="auto" w:fill="FFFFFF"/>
+        </w:rPr>
+      </w:pPr>
+      <w:r>
+        <w:rPr>
+          <w:rFonts w:ascii="Arial" w:hAnsi="Arial" w:cs="Arial"/>
+          <w:sz w:val="24"/>
+          <w:szCs w:val="24"/>
+        </w:rPr>
+        <w:t xml:space="preserve">Cada sucursal de </w:t>
+      </w:r>
+      <w:r>
+        <w:rPr>
+          <w:rStyle w:val="Textoennegrita"/>
+          <w:rFonts w:ascii="Arial" w:hAnsi="Arial" w:cs="Arial"/>
+          <w:sz w:val="24"/>
+          <w:szCs w:val="24"/>
+        </w:rPr>
+        <w:t>Sonrisas Mexicanas</w:t>
+      </w:r>
+      <w:r>
+        <w:rPr>
+          <w:rFonts w:ascii="Arial" w:hAnsi="Arial" w:cs="Arial"/>
+          <w:sz w:val="24"/>
+          <w:szCs w:val="24"/>
+        </w:rPr>
+        <w:t xml:space="preserve"> se encuentra equipada para ofrecer todos los servicios en un mismo lugar, de manera rápida, cómoda y eficiente. Todo está diseñado para que el paciente pueda iniciar su tratamiento desde la primera cita. Actualmente, miles de personas disfrutan de los resultados obtenidos con los </w:t>
+      </w:r>
+      <w:r>
+        <w:rPr>
+          <w:rStyle w:val="Textoennegrita"/>
+          <w:rFonts w:ascii="Arial" w:hAnsi="Arial" w:cs="Arial"/>
+          <w:sz w:val="24"/>
+          <w:szCs w:val="24"/>
+        </w:rPr>
+        <w:t>brackets</w:t>
+      </w:r>
+      <w:r>
+        <w:rPr>
+          <w:rFonts w:ascii="Arial" w:hAnsi="Arial" w:cs="Arial"/>
+          <w:sz w:val="24"/>
+          <w:szCs w:val="24"/>
+        </w:rPr>
+        <w:t xml:space="preserve"> y </w:t>
+      </w:r>
+      <w:r>
+        <w:rPr>
+          <w:rStyle w:val="Textoennegrita"/>
+          <w:rFonts w:ascii="Arial" w:hAnsi="Arial" w:cs="Arial"/>
+          <w:sz w:val="24"/>
+          <w:szCs w:val="24"/>
+        </w:rPr>
+        <w:t>alineadores</w:t>
+      </w:r>
+      <w:r>
+        <w:rPr>
+          <w:rFonts w:ascii="Arial" w:hAnsi="Arial" w:cs="Arial"/>
+          <w:sz w:val="24"/>
+          <w:szCs w:val="24"/>
+        </w:rPr>
+        <w:t xml:space="preserve"> de Sonrisas Mexicanas</w:t>
+      </w:r>
+      <w:sdt>
+        <w:sdtPr>
+          <w:rPr>
+            <w:rFonts w:ascii="Arial" w:hAnsi="Arial" w:cs="Arial"/>
+            <w:sz w:val="24"/>
+            <w:szCs w:val="24"/>
+          </w:rPr>
+          <w:id w:val="14822053"/>
+          <w:citation/>
+        </w:sdtPr>
+        <w:sdtContent>
+          <w:r>
+            <w:rPr>
+              <w:rFonts w:ascii="Arial" w:hAnsi="Arial" w:cs="Arial"/>
+              <w:sz w:val="24"/>
+              <w:szCs w:val="24"/>
+            </w:rPr>
+            <w:fldChar w:fldCharType="begin"/>
+          </w:r>
+          <w:r>
+            <w:rPr>
+              <w:rFonts w:ascii="Arial" w:hAnsi="Arial" w:cs="Arial"/>
+              <w:sz w:val="24"/>
+              <w:szCs w:val="24"/>
+            </w:rPr>
+            <w:instrText xml:space="preserve"> CITATION Son25 \l 2058 </w:instrText>
+          </w:r>
+          <w:r>
+            <w:rPr>
+              <w:rFonts w:ascii="Arial" w:hAnsi="Arial" w:cs="Arial"/>
+              <w:sz w:val="24"/>
+              <w:szCs w:val="24"/>
+            </w:rPr>
+            <w:fldChar w:fldCharType="separate"/>
+          </w:r>
+          <w:r>
+            <w:rPr>
+              <w:rFonts w:ascii="Arial" w:hAnsi="Arial" w:cs="Arial"/>
+              <w:noProof/>
+              <w:sz w:val="24"/>
+              <w:szCs w:val="24"/>
+            </w:rPr>
+            <w:t xml:space="preserve"> (Mexicanas, 2025)</w:t>
+          </w:r>
+          <w:r>
+            <w:rPr>
+              <w:rFonts w:ascii="Arial" w:hAnsi="Arial" w:cs="Arial"/>
+              <w:sz w:val="24"/>
+              <w:szCs w:val="24"/>
+            </w:rPr>
+            <w:fldChar w:fldCharType="end"/>
+          </w:r>
+        </w:sdtContent>
+      </w:sdt>
+      <w:r>
+        <w:rPr>
+          <w:rFonts w:ascii="Arial" w:hAnsi="Arial" w:cs="Arial"/>
+          <w:sz w:val="24"/>
+          <w:szCs w:val="24"/>
+        </w:rPr>
+        <w:t>.</w:t>
       </w:r>
     </w:p>
     <w:p>
@@ -486,6 +693,11 @@
     </w:p>
     <w:p>
       <w:pPr>
+        <w:pStyle w:val="Prrafodelista"/>
+        <w:numPr>
+          <w:ilvl w:val="0"/>
+          <w:numId w:val="6"/>
+        </w:numPr>
         <w:spacing w:line="360" w:lineRule="auto"/>
         <w:jc w:val="both"/>
         <w:rPr>
@@ -505,6 +717,11 @@
     </w:p>
     <w:p>
       <w:pPr>
+        <w:pStyle w:val="Prrafodelista"/>
+        <w:numPr>
+          <w:ilvl w:val="0"/>
+          <w:numId w:val="6"/>
+        </w:numPr>
         <w:spacing w:line="360" w:lineRule="auto"/>
         <w:jc w:val="both"/>
         <w:rPr>
@@ -524,6 +741,11 @@
     </w:p>
     <w:p>
       <w:pPr>
+        <w:pStyle w:val="Prrafodelista"/>
+        <w:numPr>
+          <w:ilvl w:val="0"/>
+          <w:numId w:val="6"/>
+        </w:numPr>
         <w:spacing w:line="360" w:lineRule="auto"/>
         <w:jc w:val="both"/>
         <w:rPr>
@@ -543,6 +765,11 @@
     </w:p>
     <w:p>
       <w:pPr>
+        <w:pStyle w:val="Prrafodelista"/>
+        <w:numPr>
+          <w:ilvl w:val="0"/>
+          <w:numId w:val="6"/>
+        </w:numPr>
         <w:spacing w:line="360" w:lineRule="auto"/>
         <w:jc w:val="both"/>
         <w:rPr>
@@ -562,6 +789,11 @@
     </w:p>
     <w:p>
       <w:pPr>
+        <w:pStyle w:val="Prrafodelista"/>
+        <w:numPr>
+          <w:ilvl w:val="0"/>
+          <w:numId w:val="6"/>
+        </w:numPr>
         <w:spacing w:line="360" w:lineRule="auto"/>
         <w:jc w:val="both"/>
         <w:rPr>
@@ -585,10 +817,328 @@
         <w:jc w:val="both"/>
         <w:rPr>
           <w:rFonts w:ascii="Arial" w:hAnsi="Arial" w:cs="Arial"/>
-          <w:sz w:val="24"/>
-          <w:szCs w:val="24"/>
-        </w:rPr>
-      </w:pPr>
+          <w:b/>
+          <w:sz w:val="24"/>
+          <w:szCs w:val="24"/>
+        </w:rPr>
+      </w:pPr>
+      <w:r>
+        <w:rPr>
+          <w:rFonts w:ascii="Arial" w:hAnsi="Arial" w:cs="Arial"/>
+          <w:b/>
+          <w:sz w:val="24"/>
+          <w:szCs w:val="24"/>
+        </w:rPr>
+        <w:t>Servicios en establecimiento</w:t>
+      </w:r>
+    </w:p>
+    <w:p>
+      <w:pPr>
+        <w:spacing w:line="360" w:lineRule="auto"/>
+        <w:jc w:val="both"/>
+        <w:rPr>
+          <w:rFonts w:ascii="Arial" w:hAnsi="Arial" w:cs="Arial"/>
+          <w:sz w:val="24"/>
+          <w:szCs w:val="24"/>
+        </w:rPr>
+      </w:pPr>
+      <w:r>
+        <w:rPr>
+          <w:rFonts w:ascii="Arial" w:hAnsi="Arial" w:cs="Arial"/>
+          <w:sz w:val="24"/>
+          <w:szCs w:val="24"/>
+        </w:rPr>
+        <w:t>Los estudios dentales son necesarios para realizar el diagnóstico, plan de tratamiento y revisar la evolución del tratamiento.</w:t>
+      </w:r>
+    </w:p>
+    <w:p>
+      <w:pPr>
+        <w:spacing w:line="360" w:lineRule="auto"/>
+        <w:jc w:val="both"/>
+        <w:rPr>
+          <w:rFonts w:ascii="Arial" w:hAnsi="Arial" w:cs="Arial"/>
+          <w:sz w:val="24"/>
+          <w:szCs w:val="24"/>
+        </w:rPr>
+      </w:pPr>
+    </w:p>
+    <w:p>
+      <w:pPr>
+        <w:spacing w:line="360" w:lineRule="auto"/>
+        <w:jc w:val="both"/>
+        <w:rPr>
+          <w:rFonts w:ascii="Arial" w:hAnsi="Arial" w:cs="Arial"/>
+          <w:sz w:val="24"/>
+          <w:szCs w:val="24"/>
+        </w:rPr>
+      </w:pPr>
+      <w:r>
+        <w:rPr>
+          <w:rFonts w:ascii="Arial" w:hAnsi="Arial" w:cs="Arial"/>
+          <w:sz w:val="24"/>
+          <w:szCs w:val="24"/>
+        </w:rPr>
+        <w:t>Se realizan en la sucursal y pueden hacerse en la misma cita, dependerán del tratamiento que requieras.</w:t>
+      </w:r>
+    </w:p>
+    <w:p>
+      <w:pPr>
+        <w:pStyle w:val="Prrafodelista"/>
+        <w:numPr>
+          <w:ilvl w:val="0"/>
+          <w:numId w:val="7"/>
+        </w:numPr>
+        <w:spacing w:line="360" w:lineRule="auto"/>
+        <w:jc w:val="both"/>
+        <w:rPr>
+          <w:rFonts w:ascii="Arial" w:hAnsi="Arial" w:cs="Arial"/>
+          <w:sz w:val="24"/>
+          <w:szCs w:val="24"/>
+        </w:rPr>
+      </w:pPr>
+      <w:proofErr w:type="spellStart"/>
+      <w:r>
+        <w:rPr>
+          <w:rFonts w:ascii="Arial" w:hAnsi="Arial" w:cs="Arial"/>
+          <w:sz w:val="24"/>
+          <w:szCs w:val="24"/>
+        </w:rPr>
+        <w:t>Rx</w:t>
+      </w:r>
+      <w:proofErr w:type="spellEnd"/>
+      <w:r>
+        <w:rPr>
+          <w:rFonts w:ascii="Arial" w:hAnsi="Arial" w:cs="Arial"/>
+          <w:sz w:val="24"/>
+          <w:szCs w:val="24"/>
+        </w:rPr>
+        <w:t xml:space="preserve"> Periapical</w:t>
+      </w:r>
+    </w:p>
+    <w:p>
+      <w:pPr>
+        <w:pStyle w:val="Prrafodelista"/>
+        <w:numPr>
+          <w:ilvl w:val="0"/>
+          <w:numId w:val="7"/>
+        </w:numPr>
+        <w:spacing w:line="360" w:lineRule="auto"/>
+        <w:jc w:val="both"/>
+        <w:rPr>
+          <w:rFonts w:ascii="Arial" w:hAnsi="Arial" w:cs="Arial"/>
+          <w:sz w:val="24"/>
+          <w:szCs w:val="24"/>
+        </w:rPr>
+      </w:pPr>
+      <w:proofErr w:type="spellStart"/>
+      <w:r>
+        <w:rPr>
+          <w:rFonts w:ascii="Arial" w:hAnsi="Arial" w:cs="Arial"/>
+          <w:sz w:val="24"/>
+          <w:szCs w:val="24"/>
+        </w:rPr>
+        <w:t>Rx</w:t>
+      </w:r>
+      <w:proofErr w:type="spellEnd"/>
+      <w:r>
+        <w:rPr>
+          <w:rFonts w:ascii="Arial" w:hAnsi="Arial" w:cs="Arial"/>
+          <w:sz w:val="24"/>
+          <w:szCs w:val="24"/>
+        </w:rPr>
+        <w:t xml:space="preserve"> Panorámica</w:t>
+      </w:r>
+    </w:p>
+    <w:p>
+      <w:pPr>
+        <w:pStyle w:val="Prrafodelista"/>
+        <w:numPr>
+          <w:ilvl w:val="0"/>
+          <w:numId w:val="7"/>
+        </w:numPr>
+        <w:spacing w:line="360" w:lineRule="auto"/>
+        <w:jc w:val="both"/>
+        <w:rPr>
+          <w:rFonts w:ascii="Arial" w:hAnsi="Arial" w:cs="Arial"/>
+          <w:sz w:val="24"/>
+          <w:szCs w:val="24"/>
+        </w:rPr>
+      </w:pPr>
+      <w:proofErr w:type="spellStart"/>
+      <w:r>
+        <w:rPr>
+          <w:rFonts w:ascii="Arial" w:hAnsi="Arial" w:cs="Arial"/>
+          <w:sz w:val="24"/>
+          <w:szCs w:val="24"/>
+        </w:rPr>
+        <w:t>Rx</w:t>
+      </w:r>
+      <w:proofErr w:type="spellEnd"/>
+      <w:r>
+        <w:rPr>
+          <w:rFonts w:ascii="Arial" w:hAnsi="Arial" w:cs="Arial"/>
+          <w:sz w:val="24"/>
+          <w:szCs w:val="24"/>
+        </w:rPr>
+        <w:t xml:space="preserve"> Lateral de Cráneo</w:t>
+      </w:r>
+    </w:p>
+    <w:p>
+      <w:pPr>
+        <w:pStyle w:val="Prrafodelista"/>
+        <w:numPr>
+          <w:ilvl w:val="0"/>
+          <w:numId w:val="7"/>
+        </w:numPr>
+        <w:spacing w:line="360" w:lineRule="auto"/>
+        <w:jc w:val="both"/>
+        <w:rPr>
+          <w:rFonts w:ascii="Arial" w:hAnsi="Arial" w:cs="Arial"/>
+          <w:sz w:val="24"/>
+          <w:szCs w:val="24"/>
+        </w:rPr>
+      </w:pPr>
+      <w:r>
+        <w:rPr>
+          <w:rFonts w:ascii="Arial" w:hAnsi="Arial" w:cs="Arial"/>
+          <w:sz w:val="24"/>
+          <w:szCs w:val="24"/>
+        </w:rPr>
+        <w:t>Odontograma</w:t>
+      </w:r>
+    </w:p>
+    <w:p>
+      <w:pPr>
+        <w:pStyle w:val="Prrafodelista"/>
+        <w:numPr>
+          <w:ilvl w:val="0"/>
+          <w:numId w:val="7"/>
+        </w:numPr>
+        <w:spacing w:line="360" w:lineRule="auto"/>
+        <w:jc w:val="both"/>
+        <w:rPr>
+          <w:rFonts w:ascii="Arial" w:hAnsi="Arial" w:cs="Arial"/>
+          <w:sz w:val="24"/>
+          <w:szCs w:val="24"/>
+        </w:rPr>
+      </w:pPr>
+      <w:r>
+        <w:rPr>
+          <w:rFonts w:ascii="Arial" w:hAnsi="Arial" w:cs="Arial"/>
+          <w:sz w:val="24"/>
+          <w:szCs w:val="24"/>
+        </w:rPr>
+        <w:t>Escaneo 3D</w:t>
+      </w:r>
+    </w:p>
+    <w:p>
+      <w:pPr>
+        <w:spacing w:line="360" w:lineRule="auto"/>
+        <w:jc w:val="both"/>
+        <w:rPr>
+          <w:rFonts w:ascii="Arial" w:hAnsi="Arial" w:cs="Arial"/>
+          <w:sz w:val="24"/>
+          <w:szCs w:val="24"/>
+        </w:rPr>
+      </w:pPr>
+      <w:r>
+        <w:rPr>
+          <w:rFonts w:ascii="Arial" w:hAnsi="Arial" w:cs="Arial"/>
+          <w:sz w:val="24"/>
+          <w:szCs w:val="24"/>
+        </w:rPr>
+        <w:t>Desde la primera cita puedes iniciar tu tratamiento, estas son las opciones que tenemos para jóvenes:</w:t>
+      </w:r>
+    </w:p>
+    <w:p>
+      <w:pPr>
+        <w:pStyle w:val="Prrafodelista"/>
+        <w:numPr>
+          <w:ilvl w:val="0"/>
+          <w:numId w:val="8"/>
+        </w:numPr>
+        <w:spacing w:line="360" w:lineRule="auto"/>
+        <w:jc w:val="both"/>
+        <w:rPr>
+          <w:rFonts w:ascii="Arial" w:hAnsi="Arial" w:cs="Arial"/>
+          <w:sz w:val="24"/>
+          <w:szCs w:val="24"/>
+        </w:rPr>
+      </w:pPr>
+      <w:r>
+        <w:rPr>
+          <w:rFonts w:ascii="Arial" w:hAnsi="Arial" w:cs="Arial"/>
+          <w:sz w:val="24"/>
+          <w:szCs w:val="24"/>
+        </w:rPr>
+        <w:t xml:space="preserve">Alineación </w:t>
+      </w:r>
+      <w:proofErr w:type="spellStart"/>
+      <w:r>
+        <w:rPr>
+          <w:rFonts w:ascii="Arial" w:hAnsi="Arial" w:cs="Arial"/>
+          <w:sz w:val="24"/>
+          <w:szCs w:val="24"/>
+        </w:rPr>
+        <w:t>Miofuncional</w:t>
+      </w:r>
+      <w:proofErr w:type="spellEnd"/>
+      <w:r>
+        <w:rPr>
+          <w:rFonts w:ascii="Arial" w:hAnsi="Arial" w:cs="Arial"/>
+          <w:sz w:val="24"/>
+          <w:szCs w:val="24"/>
+        </w:rPr>
+        <w:t xml:space="preserve"> con guardas nocturnas</w:t>
+      </w:r>
+    </w:p>
+    <w:p>
+      <w:pPr>
+        <w:pStyle w:val="Prrafodelista"/>
+        <w:numPr>
+          <w:ilvl w:val="0"/>
+          <w:numId w:val="8"/>
+        </w:numPr>
+        <w:spacing w:line="360" w:lineRule="auto"/>
+        <w:jc w:val="both"/>
+        <w:rPr>
+          <w:rFonts w:ascii="Arial" w:hAnsi="Arial" w:cs="Arial"/>
+          <w:sz w:val="24"/>
+          <w:szCs w:val="24"/>
+        </w:rPr>
+      </w:pPr>
+      <w:r>
+        <w:rPr>
+          <w:rFonts w:ascii="Arial" w:hAnsi="Arial" w:cs="Arial"/>
+          <w:sz w:val="24"/>
+          <w:szCs w:val="24"/>
+        </w:rPr>
+        <w:t>Brackets Metálicos o Estéticos</w:t>
+      </w:r>
+    </w:p>
+    <w:p>
+      <w:pPr>
+        <w:pStyle w:val="Prrafodelista"/>
+        <w:numPr>
+          <w:ilvl w:val="0"/>
+          <w:numId w:val="8"/>
+        </w:numPr>
+        <w:spacing w:line="360" w:lineRule="auto"/>
+        <w:jc w:val="both"/>
+        <w:rPr>
+          <w:rFonts w:ascii="Arial" w:hAnsi="Arial" w:cs="Arial"/>
+          <w:sz w:val="24"/>
+          <w:szCs w:val="24"/>
+        </w:rPr>
+      </w:pPr>
+      <w:r>
+        <w:rPr>
+          <w:rFonts w:ascii="Arial" w:hAnsi="Arial" w:cs="Arial"/>
+          <w:sz w:val="24"/>
+          <w:szCs w:val="24"/>
+        </w:rPr>
+        <w:t>Alineadores Transparentes</w:t>
+      </w:r>
     </w:p>
     <w:p>
       <w:pPr>
@@ -610,9 +1160,118 @@
           <w:sz w:val="24"/>
           <w:szCs w:val="24"/>
         </w:rPr>
-        <w:t>F</w:t>
-      </w:r>
-      <w:r>
+        <w:t>Facturación Electrónica</w:t>
+      </w:r>
+    </w:p>
+    <w:p>
+      <w:pPr>
+        <w:spacing w:line="360" w:lineRule="auto"/>
+        <w:jc w:val="both"/>
+        <w:rPr>
+          <w:rFonts w:ascii="Arial" w:hAnsi="Arial" w:cs="Arial"/>
+          <w:sz w:val="24"/>
+          <w:szCs w:val="24"/>
+        </w:rPr>
+      </w:pPr>
+      <w:r>
+        <w:rPr>
+          <w:rFonts w:ascii="Arial" w:hAnsi="Arial" w:cs="Arial"/>
+          <w:sz w:val="24"/>
+          <w:szCs w:val="24"/>
+        </w:rPr>
+        <w:t xml:space="preserve">Los pacientes pueden generar sus facturas electrónicas registrando sus datos fiscales en los kioscos electrónicos disponibles en las sucursales o a través de la aplicación móvil de Sonrisas Mexicanas. Se recomienda activar la facturación automática para facilitar este proceso. </w:t>
+      </w:r>
+    </w:p>
+    <w:p>
+      <w:pPr>
+        <w:spacing w:line="360" w:lineRule="auto"/>
+        <w:jc w:val="both"/>
+        <w:rPr>
+          <w:rFonts w:ascii="Arial" w:hAnsi="Arial" w:cs="Arial"/>
+          <w:sz w:val="24"/>
+          <w:szCs w:val="24"/>
+        </w:rPr>
+      </w:pPr>
+      <w:r>
+        <w:rPr>
+          <w:rFonts w:ascii="Arial" w:hAnsi="Arial" w:cs="Arial"/>
+          <w:sz w:val="24"/>
+          <w:szCs w:val="24"/>
+        </w:rPr>
+        <w:t>Servicios para niños y adolescentes</w:t>
+      </w:r>
+      <w:sdt>
+        <w:sdtPr>
+          <w:rPr>
+            <w:rFonts w:ascii="Arial" w:hAnsi="Arial" w:cs="Arial"/>
+            <w:sz w:val="24"/>
+            <w:szCs w:val="24"/>
+          </w:rPr>
+          <w:id w:val="1762179841"/>
+          <w:citation/>
+        </w:sdtPr>
+        <w:sdtContent>
+          <w:r>
+            <w:rPr>
+              <w:rFonts w:ascii="Arial" w:hAnsi="Arial" w:cs="Arial"/>
+              <w:sz w:val="24"/>
+              <w:szCs w:val="24"/>
+            </w:rPr>
+            <w:fldChar w:fldCharType="begin"/>
+          </w:r>
+          <w:r>
+            <w:rPr>
+              <w:rFonts w:ascii="Arial" w:hAnsi="Arial" w:cs="Arial"/>
+              <w:sz w:val="24"/>
+              <w:szCs w:val="24"/>
+            </w:rPr>
+            <w:instrText xml:space="preserve"> CITATION Son25 \l 2058 </w:instrText>
+          </w:r>
+          <w:r>
+            <w:rPr>
+              <w:rFonts w:ascii="Arial" w:hAnsi="Arial" w:cs="Arial"/>
+              <w:sz w:val="24"/>
+              <w:szCs w:val="24"/>
+            </w:rPr>
+            <w:fldChar w:fldCharType="separate"/>
+          </w:r>
+          <w:r>
+            <w:rPr>
+              <w:rFonts w:ascii="Arial" w:hAnsi="Arial" w:cs="Arial"/>
+              <w:noProof/>
+              <w:sz w:val="24"/>
+              <w:szCs w:val="24"/>
+            </w:rPr>
+            <w:t xml:space="preserve"> (Mexicanas, 2025)</w:t>
+          </w:r>
+          <w:r>
+            <w:rPr>
+              <w:rFonts w:ascii="Arial" w:hAnsi="Arial" w:cs="Arial"/>
+              <w:sz w:val="24"/>
+              <w:szCs w:val="24"/>
+            </w:rPr>
+            <w:fldChar w:fldCharType="end"/>
+          </w:r>
+        </w:sdtContent>
+      </w:sdt>
+      <w:r>
+        <w:rPr>
+          <w:rFonts w:ascii="Arial" w:hAnsi="Arial" w:cs="Arial"/>
+          <w:sz w:val="24"/>
+          <w:szCs w:val="24"/>
+        </w:rPr>
+        <w:t>.</w:t>
+      </w:r>
+    </w:p>
+    <w:p>
+      <w:pPr>
+        <w:pStyle w:val="Prrafodelista"/>
+        <w:numPr>
+          <w:ilvl w:val="0"/>
+          <w:numId w:val="9"/>
+        </w:numPr>
+        <w:spacing w:line="360" w:lineRule="auto"/>
+        <w:jc w:val="both"/>
         <w:rPr>
           <w:rFonts w:ascii="Arial" w:hAnsi="Arial" w:cs="Arial"/>
           <w:b/>
@@ -620,33 +1279,9 @@
           <w:sz w:val="24"/>
           <w:szCs w:val="24"/>
         </w:rPr>
-        <w:t>acturación Electrónica</w:t>
-      </w:r>
-    </w:p>
-    <w:p>
-      <w:pPr>
-        <w:spacing w:line="360" w:lineRule="auto"/>
-        <w:jc w:val="both"/>
-        <w:rPr>
-          <w:rFonts w:ascii="Arial" w:hAnsi="Arial" w:cs="Arial"/>
-          <w:sz w:val="24"/>
-          <w:szCs w:val="24"/>
-        </w:rPr>
-      </w:pPr>
-      <w:r>
-        <w:rPr>
-          <w:rFonts w:ascii="Arial" w:hAnsi="Arial" w:cs="Arial"/>
-          <w:sz w:val="24"/>
-          <w:szCs w:val="24"/>
-        </w:rPr>
-        <w:lastRenderedPageBreak/>
-        <w:t xml:space="preserve">Los pacientes pueden generar sus facturas electrónicas registrando sus datos fiscales en los kioscos electrónicos disponibles en las sucursales o a través de la aplicación móvil de Sonrisas Mexicanas. Se recomienda activar la facturación automática para facilitar este proceso. </w:t>
-      </w:r>
-    </w:p>
-    <w:p>
-      <w:pPr>
-        <w:spacing w:line="360" w:lineRule="auto"/>
-        <w:jc w:val="both"/>
+      </w:pPr>
+      <w:proofErr w:type="spellStart"/>
+      <w:r>
         <w:rPr>
           <w:rFonts w:ascii="Arial" w:hAnsi="Arial" w:cs="Arial"/>
           <w:b/>
@@ -654,9 +1289,14 @@
           <w:sz w:val="24"/>
           <w:szCs w:val="24"/>
         </w:rPr>
-      </w:pPr>
-      <w:proofErr w:type="spellStart"/>
-      <w:r>
+        <w:t>Doctoralia</w:t>
+      </w:r>
+      <w:proofErr w:type="spellEnd"/>
+    </w:p>
+    <w:p>
+      <w:pPr>
+        <w:spacing w:line="360" w:lineRule="auto"/>
+        <w:jc w:val="both"/>
         <w:rPr>
           <w:rFonts w:ascii="Arial" w:hAnsi="Arial" w:cs="Arial"/>
           <w:b/>
@@ -664,14 +1304,96 @@
           <w:sz w:val="24"/>
           <w:szCs w:val="24"/>
         </w:rPr>
+      </w:pPr>
+      <w:proofErr w:type="spellStart"/>
+      <w:r>
+        <w:rPr>
+          <w:rFonts w:ascii="Arial" w:hAnsi="Arial" w:cs="Arial"/>
+          <w:sz w:val="24"/>
+          <w:szCs w:val="24"/>
+        </w:rPr>
         <w:t>Doctoralia</w:t>
       </w:r>
       <w:proofErr w:type="spellEnd"/>
-    </w:p>
-    <w:p>
-      <w:pPr>
-        <w:spacing w:line="360" w:lineRule="auto"/>
-        <w:jc w:val="both"/>
+      <w:r>
+        <w:rPr>
+          <w:rFonts w:ascii="Arial" w:hAnsi="Arial" w:cs="Arial"/>
+          <w:sz w:val="24"/>
+          <w:szCs w:val="24"/>
+        </w:rPr>
+        <w:t xml:space="preserve"> es una plataforma digital líder en el ámbito de la salud en línea, diseñada para conectar a pacientes con profesionales médicos y facilitar la gestión de consultas médicas. Su funcionamiento permite a los usuarios agendar citas, realizar consultas en línea, acceder a información detallada sobre médicos y clínicas, así como compartir opiniones y experiencias que contribuyen a mejorar la calidad del servicio</w:t>
+      </w:r>
+      <w:sdt>
+        <w:sdtPr>
+          <w:rPr>
+            <w:rFonts w:ascii="Arial" w:hAnsi="Arial" w:cs="Arial"/>
+            <w:sz w:val="24"/>
+            <w:szCs w:val="24"/>
+          </w:rPr>
+          <w:id w:val="-1963031511"/>
+          <w:citation/>
+        </w:sdtPr>
+        <w:sdtContent>
+          <w:r>
+            <w:rPr>
+              <w:rFonts w:ascii="Arial" w:hAnsi="Arial" w:cs="Arial"/>
+              <w:sz w:val="24"/>
+              <w:szCs w:val="24"/>
+            </w:rPr>
+            <w:fldChar w:fldCharType="begin"/>
+          </w:r>
+          <w:r>
+            <w:rPr>
+              <w:rFonts w:ascii="Arial" w:hAnsi="Arial" w:cs="Arial"/>
+              <w:sz w:val="24"/>
+              <w:szCs w:val="24"/>
+            </w:rPr>
+            <w:instrText xml:space="preserve"> CITATION Doc25 \l 2058 </w:instrText>
+          </w:r>
+          <w:r>
+            <w:rPr>
+              <w:rFonts w:ascii="Arial" w:hAnsi="Arial" w:cs="Arial"/>
+              <w:sz w:val="24"/>
+              <w:szCs w:val="24"/>
+            </w:rPr>
+            <w:fldChar w:fldCharType="separate"/>
+          </w:r>
+          <w:r>
+            <w:rPr>
+              <w:rFonts w:ascii="Arial" w:hAnsi="Arial" w:cs="Arial"/>
+              <w:noProof/>
+              <w:sz w:val="24"/>
+              <w:szCs w:val="24"/>
+            </w:rPr>
+            <w:t xml:space="preserve"> (Doctoralia, 2025)</w:t>
+          </w:r>
+          <w:r>
+            <w:rPr>
+              <w:rFonts w:ascii="Arial" w:hAnsi="Arial" w:cs="Arial"/>
+              <w:sz w:val="24"/>
+              <w:szCs w:val="24"/>
+            </w:rPr>
+            <w:fldChar w:fldCharType="end"/>
+          </w:r>
+        </w:sdtContent>
+      </w:sdt>
+      <w:r>
+        <w:rPr>
+          <w:rFonts w:ascii="Arial" w:hAnsi="Arial" w:cs="Arial"/>
+          <w:sz w:val="24"/>
+          <w:szCs w:val="24"/>
+        </w:rPr>
+        <w:t>.</w:t>
+      </w:r>
+      <w:r>
+        <w:rPr>
+          <w:rFonts w:ascii="Arial" w:hAnsi="Arial" w:cs="Arial"/>
+          <w:sz w:val="24"/>
+          <w:szCs w:val="24"/>
+        </w:rPr>
+        <w:br/>
+      </w:r>
+      <w:r>
         <w:rPr>
           <w:rFonts w:ascii="Arial" w:hAnsi="Arial" w:cs="Arial"/>
           <w:b/>
@@ -679,9 +1401,145 @@
           <w:sz w:val="24"/>
           <w:szCs w:val="24"/>
         </w:rPr>
-      </w:pPr>
+        <w:t>Funcionalidades para pacientes</w:t>
+      </w:r>
+    </w:p>
+    <w:p>
+      <w:pPr>
+        <w:spacing w:line="360" w:lineRule="auto"/>
+        <w:jc w:val="both"/>
+        <w:rPr>
+          <w:rFonts w:ascii="Arial" w:hAnsi="Arial" w:cs="Arial"/>
+          <w:sz w:val="24"/>
+          <w:szCs w:val="24"/>
+        </w:rPr>
+      </w:pPr>
+      <w:r>
+        <w:rPr>
+          <w:rFonts w:ascii="Arial" w:hAnsi="Arial" w:cs="Arial"/>
+          <w:sz w:val="24"/>
+          <w:szCs w:val="24"/>
+        </w:rPr>
+        <w:t>Búsqueda de especialistas: Permite encontrar médicos por especialidad, ubicación y disponibilidad.</w:t>
+      </w:r>
+    </w:p>
+    <w:p>
+      <w:pPr>
+        <w:spacing w:line="360" w:lineRule="auto"/>
+        <w:jc w:val="both"/>
+        <w:rPr>
+          <w:rFonts w:ascii="Arial" w:hAnsi="Arial" w:cs="Arial"/>
+          <w:sz w:val="24"/>
+          <w:szCs w:val="24"/>
+        </w:rPr>
+      </w:pPr>
+      <w:r>
+        <w:rPr>
+          <w:rFonts w:ascii="Arial" w:hAnsi="Arial" w:cs="Arial"/>
+          <w:sz w:val="24"/>
+          <w:szCs w:val="24"/>
+        </w:rPr>
+        <w:t>Agendamiento de citas: Los usuarios pueden reservar citas médicas en línea de forma rápida y sencilla.</w:t>
+      </w:r>
+    </w:p>
+    <w:p>
+      <w:pPr>
+        <w:spacing w:line="360" w:lineRule="auto"/>
+        <w:jc w:val="both"/>
+        <w:rPr>
+          <w:rFonts w:ascii="Arial" w:hAnsi="Arial" w:cs="Arial"/>
+          <w:sz w:val="24"/>
+          <w:szCs w:val="24"/>
+        </w:rPr>
+      </w:pPr>
+      <w:r>
+        <w:rPr>
+          <w:rFonts w:ascii="Arial" w:hAnsi="Arial" w:cs="Arial"/>
+          <w:sz w:val="24"/>
+          <w:szCs w:val="24"/>
+        </w:rPr>
+        <w:t>Opiniones de pacientes: Acceso a reseñas y valoraciones de otros pacientes para tomar decisiones informadas.</w:t>
+      </w:r>
+    </w:p>
+    <w:p>
+      <w:pPr>
+        <w:spacing w:line="360" w:lineRule="auto"/>
+        <w:jc w:val="both"/>
+        <w:rPr>
+          <w:rFonts w:ascii="Arial" w:hAnsi="Arial" w:cs="Arial"/>
+          <w:sz w:val="24"/>
+          <w:szCs w:val="24"/>
+        </w:rPr>
+      </w:pPr>
+      <w:r>
+        <w:rPr>
+          <w:rFonts w:ascii="Arial" w:hAnsi="Arial" w:cs="Arial"/>
+          <w:sz w:val="24"/>
+          <w:szCs w:val="24"/>
+        </w:rPr>
+        <w:t>Consultas en línea: Posibilidad de realizar consultas médicas virtuales, facilitando el acceso a la atención desde cualquier lugar.</w:t>
+      </w:r>
+    </w:p>
+    <w:p>
+      <w:pPr>
+        <w:spacing w:line="360" w:lineRule="auto"/>
+        <w:jc w:val="both"/>
+        <w:rPr>
+          <w:rFonts w:ascii="Arial" w:hAnsi="Arial" w:cs="Arial"/>
+          <w:sz w:val="24"/>
+          <w:szCs w:val="24"/>
+        </w:rPr>
+      </w:pPr>
+      <w:r>
+        <w:rPr>
+          <w:rFonts w:ascii="Arial" w:hAnsi="Arial" w:cs="Arial"/>
+          <w:sz w:val="24"/>
+          <w:szCs w:val="24"/>
+        </w:rPr>
+        <w:t xml:space="preserve">Aplicación móvil: Disponibilidad de una app para gestionar citas y comunicarse con los especialistas desde dispositivos móviles. </w:t>
+      </w:r>
+    </w:p>
+    <w:p>
+      <w:pPr>
+        <w:spacing w:line="360" w:lineRule="auto"/>
+        <w:jc w:val="both"/>
+        <w:rPr>
+          <w:rFonts w:ascii="Arial" w:hAnsi="Arial" w:cs="Arial"/>
+          <w:sz w:val="24"/>
+          <w:szCs w:val="24"/>
+        </w:rPr>
+      </w:pPr>
+      <w:r>
+        <w:rPr>
+          <w:rFonts w:ascii="Arial" w:hAnsi="Arial" w:cs="Arial"/>
+          <w:sz w:val="24"/>
+          <w:szCs w:val="24"/>
+        </w:rPr>
+        <w:t xml:space="preserve">Servicios en </w:t>
+      </w:r>
       <w:proofErr w:type="spellStart"/>
       <w:r>
+        <w:rPr>
+          <w:rFonts w:ascii="Arial" w:hAnsi="Arial" w:cs="Arial"/>
+          <w:sz w:val="24"/>
+          <w:szCs w:val="24"/>
+        </w:rPr>
+        <w:t>establecie</w:t>
+      </w:r>
+      <w:proofErr w:type="spellEnd"/>
+      <w:r>
+        <w:rPr>
+          <w:rFonts w:ascii="Arial" w:hAnsi="Arial" w:cs="Arial"/>
+          <w:sz w:val="24"/>
+          <w:szCs w:val="24"/>
+        </w:rPr>
+        <w:t xml:space="preserve"> </w:t>
+      </w:r>
+    </w:p>
+    <w:p>
+      <w:pPr>
+        <w:spacing w:line="360" w:lineRule="auto"/>
+        <w:jc w:val="both"/>
         <w:rPr>
           <w:rFonts w:ascii="Arial" w:hAnsi="Arial" w:cs="Arial"/>
           <w:b/>
@@ -689,25 +1547,7 @@
           <w:sz w:val="24"/>
           <w:szCs w:val="24"/>
         </w:rPr>
-        <w:t>Doctoralia</w:t>
-      </w:r>
-      <w:proofErr w:type="spellEnd"/>
-      <w:r>
-        <w:rPr>
-          <w:rFonts w:ascii="Arial" w:hAnsi="Arial" w:cs="Arial"/>
-          <w:sz w:val="24"/>
-          <w:szCs w:val="24"/>
-        </w:rPr>
-        <w:t xml:space="preserve"> es una plataforma digital líder en el ámbito de la salud en línea, diseñada para conectar a pacientes con profesionales médicos y facilitar la gestión de consultas médicas. En México, ha experimentado un crecimiento significativo, convirtiéndose en una herramienta esencial tanto para pacientes como para especialistas.</w:t>
-      </w:r>
-      <w:r>
-        <w:rPr>
-          <w:rFonts w:ascii="Arial" w:hAnsi="Arial" w:cs="Arial"/>
-          <w:sz w:val="24"/>
-          <w:szCs w:val="24"/>
-        </w:rPr>
-        <w:br/>
-      </w:r>
+      </w:pPr>
       <w:r>
         <w:rPr>
           <w:rFonts w:ascii="Arial" w:hAnsi="Arial" w:cs="Arial"/>
@@ -716,119 +1556,49 @@
           <w:sz w:val="24"/>
           <w:szCs w:val="24"/>
         </w:rPr>
-        <w:t>Funcionalidades para pacientes</w:t>
-      </w:r>
-    </w:p>
-    <w:p>
-      <w:pPr>
-        <w:spacing w:line="360" w:lineRule="auto"/>
-        <w:jc w:val="both"/>
-        <w:rPr>
-          <w:rFonts w:ascii="Arial" w:hAnsi="Arial" w:cs="Arial"/>
-          <w:sz w:val="24"/>
-          <w:szCs w:val="24"/>
-        </w:rPr>
-      </w:pPr>
-      <w:r>
-        <w:rPr>
-          <w:rFonts w:ascii="Arial" w:hAnsi="Arial" w:cs="Arial"/>
-          <w:sz w:val="24"/>
-          <w:szCs w:val="24"/>
-        </w:rPr>
-        <w:t>Búsqueda de especialistas: Permite encontrar médicos por especialidad, ubicación y disponibilidad.</w:t>
-      </w:r>
-    </w:p>
-    <w:p>
-      <w:pPr>
-        <w:spacing w:line="360" w:lineRule="auto"/>
-        <w:jc w:val="both"/>
-        <w:rPr>
-          <w:rFonts w:ascii="Arial" w:hAnsi="Arial" w:cs="Arial"/>
-          <w:sz w:val="24"/>
-          <w:szCs w:val="24"/>
-        </w:rPr>
-      </w:pPr>
-      <w:r>
-        <w:rPr>
-          <w:rFonts w:ascii="Arial" w:hAnsi="Arial" w:cs="Arial"/>
-          <w:sz w:val="24"/>
-          <w:szCs w:val="24"/>
-        </w:rPr>
-        <w:t>Agendamiento de citas: Los usuarios pueden reservar citas médicas en línea de forma rápida y sencilla.</w:t>
-      </w:r>
-    </w:p>
-    <w:p>
-      <w:pPr>
-        <w:spacing w:line="360" w:lineRule="auto"/>
-        <w:jc w:val="both"/>
-        <w:rPr>
-          <w:rFonts w:ascii="Arial" w:hAnsi="Arial" w:cs="Arial"/>
-          <w:sz w:val="24"/>
-          <w:szCs w:val="24"/>
-        </w:rPr>
-      </w:pPr>
-      <w:r>
-        <w:rPr>
-          <w:rFonts w:ascii="Arial" w:hAnsi="Arial" w:cs="Arial"/>
-          <w:sz w:val="24"/>
-          <w:szCs w:val="24"/>
-        </w:rPr>
-        <w:t>Opiniones de pacientes: Acceso a reseñas y valoraciones de otros pacientes para tomar decisiones informadas.</w:t>
-      </w:r>
-    </w:p>
-    <w:p>
-      <w:pPr>
-        <w:spacing w:line="360" w:lineRule="auto"/>
-        <w:jc w:val="both"/>
-        <w:rPr>
-          <w:rFonts w:ascii="Arial" w:hAnsi="Arial" w:cs="Arial"/>
-          <w:sz w:val="24"/>
-          <w:szCs w:val="24"/>
-        </w:rPr>
-      </w:pPr>
-      <w:r>
-        <w:rPr>
-          <w:rFonts w:ascii="Arial" w:hAnsi="Arial" w:cs="Arial"/>
-          <w:sz w:val="24"/>
-          <w:szCs w:val="24"/>
-        </w:rPr>
-        <w:t>Consultas en línea: Posibilidad de realizar consultas médicas virtuales, facilitando el acceso a la atención desde cualquier lugar.</w:t>
-      </w:r>
-    </w:p>
-    <w:p>
-      <w:pPr>
-        <w:spacing w:line="360" w:lineRule="auto"/>
-        <w:jc w:val="both"/>
-        <w:rPr>
-          <w:rFonts w:ascii="Arial" w:hAnsi="Arial" w:cs="Arial"/>
-          <w:sz w:val="24"/>
-          <w:szCs w:val="24"/>
-        </w:rPr>
-      </w:pPr>
-      <w:r>
-        <w:rPr>
-          <w:rFonts w:ascii="Arial" w:hAnsi="Arial" w:cs="Arial"/>
-          <w:sz w:val="24"/>
-          <w:szCs w:val="24"/>
-        </w:rPr>
-        <w:t xml:space="preserve">Aplicación móvil: Disponibilidad de una app para gestionar citas y comunicarse con los especialistas desde dispositivos móviles. </w:t>
-      </w:r>
-    </w:p>
-    <w:p>
-      <w:pPr>
-        <w:spacing w:line="360" w:lineRule="auto"/>
-        <w:jc w:val="both"/>
-        <w:rPr>
-          <w:rFonts w:ascii="Arial" w:hAnsi="Arial" w:cs="Arial"/>
-          <w:sz w:val="24"/>
-          <w:szCs w:val="24"/>
-        </w:rPr>
-      </w:pPr>
-    </w:p>
-    <w:p>
-      <w:pPr>
-        <w:spacing w:line="360" w:lineRule="auto"/>
-        <w:jc w:val="both"/>
+        <w:t>Herramientas para profesionales de la salud</w:t>
+      </w:r>
+    </w:p>
+    <w:p>
+      <w:pPr>
+        <w:spacing w:line="360" w:lineRule="auto"/>
+        <w:jc w:val="both"/>
+        <w:rPr>
+          <w:rFonts w:ascii="Arial" w:hAnsi="Arial" w:cs="Arial"/>
+          <w:sz w:val="24"/>
+          <w:szCs w:val="24"/>
+        </w:rPr>
+      </w:pPr>
+      <w:proofErr w:type="spellStart"/>
+      <w:r>
+        <w:rPr>
+          <w:rFonts w:ascii="Arial" w:hAnsi="Arial" w:cs="Arial"/>
+          <w:sz w:val="24"/>
+          <w:szCs w:val="24"/>
+        </w:rPr>
+        <w:t>Doctoralia</w:t>
+      </w:r>
+      <w:proofErr w:type="spellEnd"/>
+      <w:r>
+        <w:rPr>
+          <w:rFonts w:ascii="Arial" w:hAnsi="Arial" w:cs="Arial"/>
+          <w:sz w:val="24"/>
+          <w:szCs w:val="24"/>
+        </w:rPr>
+        <w:t xml:space="preserve"> ofrece a los especialistas una serie de herramientas para mejorar la gestión de su práctica:</w:t>
+      </w:r>
+    </w:p>
+    <w:p>
+      <w:pPr>
+        <w:spacing w:line="360" w:lineRule="auto"/>
+        <w:jc w:val="both"/>
+        <w:rPr>
+          <w:rFonts w:ascii="Arial" w:hAnsi="Arial" w:cs="Arial"/>
+          <w:sz w:val="24"/>
+          <w:szCs w:val="24"/>
+        </w:rPr>
+      </w:pPr>
+      <w:r>
         <w:rPr>
           <w:rFonts w:ascii="Arial" w:hAnsi="Arial" w:cs="Arial"/>
           <w:b/>
@@ -836,6 +1606,26 @@
           <w:sz w:val="24"/>
           <w:szCs w:val="24"/>
         </w:rPr>
+        <w:t>Agenda electrónica</w:t>
+      </w:r>
+      <w:r>
+        <w:rPr>
+          <w:rFonts w:ascii="Arial" w:hAnsi="Arial" w:cs="Arial"/>
+          <w:sz w:val="24"/>
+          <w:szCs w:val="24"/>
+        </w:rPr>
+        <w:t>: Sistema de gestión de citas que permite una organización eficiente del tiempo.</w:t>
+      </w:r>
+    </w:p>
+    <w:p>
+      <w:pPr>
+        <w:spacing w:line="360" w:lineRule="auto"/>
+        <w:jc w:val="both"/>
+        <w:rPr>
+          <w:rFonts w:ascii="Arial" w:hAnsi="Arial" w:cs="Arial"/>
+          <w:sz w:val="24"/>
+          <w:szCs w:val="24"/>
+        </w:rPr>
       </w:pPr>
       <w:r>
         <w:rPr>
@@ -845,49 +1635,27 @@
           <w:sz w:val="24"/>
           <w:szCs w:val="24"/>
         </w:rPr>
-        <w:t>Herramientas para profesionales de la salud</w:t>
-      </w:r>
-    </w:p>
-    <w:p>
-      <w:pPr>
-        <w:spacing w:line="360" w:lineRule="auto"/>
-        <w:jc w:val="both"/>
-        <w:rPr>
-          <w:rFonts w:ascii="Arial" w:hAnsi="Arial" w:cs="Arial"/>
-          <w:sz w:val="24"/>
-          <w:szCs w:val="24"/>
-        </w:rPr>
-      </w:pPr>
-      <w:proofErr w:type="spellStart"/>
-      <w:r>
-        <w:rPr>
-          <w:rFonts w:ascii="Arial" w:hAnsi="Arial" w:cs="Arial"/>
-          <w:sz w:val="24"/>
-          <w:szCs w:val="24"/>
-        </w:rPr>
-        <w:t>Doctoralia</w:t>
-      </w:r>
-      <w:proofErr w:type="spellEnd"/>
-      <w:r>
-        <w:rPr>
-          <w:rFonts w:ascii="Arial" w:hAnsi="Arial" w:cs="Arial"/>
-          <w:sz w:val="24"/>
-          <w:szCs w:val="24"/>
-        </w:rPr>
-        <w:t xml:space="preserve"> ofrece a los especialistas una serie de herramientas para mejorar la gestión de su práctica:</w:t>
-      </w:r>
-    </w:p>
-    <w:p>
-      <w:pPr>
-        <w:spacing w:line="360" w:lineRule="auto"/>
-        <w:jc w:val="both"/>
-        <w:rPr>
-          <w:rFonts w:ascii="Arial" w:hAnsi="Arial" w:cs="Arial"/>
-          <w:sz w:val="24"/>
-          <w:szCs w:val="24"/>
-        </w:rPr>
-      </w:pPr>
-      <w:proofErr w:type="spellStart"/>
+        <w:t>Expediente electrónico</w:t>
+      </w:r>
+      <w:r>
+        <w:rPr>
+          <w:rFonts w:ascii="Arial" w:hAnsi="Arial" w:cs="Arial"/>
+          <w:sz w:val="24"/>
+          <w:szCs w:val="24"/>
+        </w:rPr>
+        <w:t>: Acceso digital a los historiales médicos de los pacientes.</w:t>
+      </w:r>
+    </w:p>
+    <w:p>
+      <w:pPr>
+        <w:spacing w:line="360" w:lineRule="auto"/>
+        <w:jc w:val="both"/>
+        <w:rPr>
+          <w:rFonts w:ascii="Arial" w:hAnsi="Arial" w:cs="Arial"/>
+          <w:sz w:val="24"/>
+          <w:szCs w:val="24"/>
+        </w:rPr>
+      </w:pPr>
       <w:r>
         <w:rPr>
           <w:rFonts w:ascii="Arial" w:hAnsi="Arial" w:cs="Arial"/>
@@ -896,10 +1664,27 @@
           <w:sz w:val="24"/>
           <w:szCs w:val="24"/>
         </w:rPr>
-        <w:lastRenderedPageBreak/>
-        <w:t>Agenda</w:t>
-      </w:r>
-      <w:proofErr w:type="spellEnd"/>
+        <w:t>Consultas en línea</w:t>
+      </w:r>
+      <w:r>
+        <w:rPr>
+          <w:rFonts w:ascii="Arial" w:hAnsi="Arial" w:cs="Arial"/>
+          <w:sz w:val="24"/>
+          <w:szCs w:val="24"/>
+        </w:rPr>
+        <w:t>: Facilita la realización de consultas virtuales, ampliando el alcance de la atención.</w:t>
+      </w:r>
+    </w:p>
+    <w:p>
+      <w:pPr>
+        <w:spacing w:line="360" w:lineRule="auto"/>
+        <w:jc w:val="both"/>
+        <w:rPr>
+          <w:rFonts w:ascii="Arial" w:hAnsi="Arial" w:cs="Arial"/>
+          <w:sz w:val="24"/>
+          <w:szCs w:val="24"/>
+        </w:rPr>
+      </w:pPr>
       <w:r>
         <w:rPr>
           <w:rFonts w:ascii="Arial" w:hAnsi="Arial" w:cs="Arial"/>
@@ -908,29 +1693,27 @@
           <w:sz w:val="24"/>
           <w:szCs w:val="24"/>
         </w:rPr>
-        <w:t xml:space="preserve"> electrónica</w:t>
-      </w:r>
-      <w:r>
-        <w:rPr>
-          <w:rFonts w:ascii="Arial" w:hAnsi="Arial" w:cs="Arial"/>
-          <w:sz w:val="24"/>
-          <w:szCs w:val="24"/>
-        </w:rPr>
-        <w:t>: Sistema de gestión de citas que permite una organización eficiente del tiempo.</w:t>
-      </w:r>
-    </w:p>
-    <w:p>
-      <w:pPr>
-        <w:spacing w:line="360" w:lineRule="auto"/>
-        <w:jc w:val="both"/>
-        <w:rPr>
-          <w:rFonts w:ascii="Arial" w:hAnsi="Arial" w:cs="Arial"/>
-          <w:sz w:val="24"/>
-          <w:szCs w:val="24"/>
-        </w:rPr>
-      </w:pPr>
-      <w:proofErr w:type="spellStart"/>
-      <w:proofErr w:type="gramStart"/>
+        <w:t>Planes de visibilidad</w:t>
+      </w:r>
+      <w:r>
+        <w:rPr>
+          <w:rFonts w:ascii="Arial" w:hAnsi="Arial" w:cs="Arial"/>
+          <w:sz w:val="24"/>
+          <w:szCs w:val="24"/>
+        </w:rPr>
+        <w:t>: Opciones para mejorar la presencia en línea y atraer más pacientes.</w:t>
+      </w:r>
+    </w:p>
+    <w:p>
+      <w:pPr>
+        <w:spacing w:line="360" w:lineRule="auto"/>
+        <w:jc w:val="both"/>
+        <w:rPr>
+          <w:rFonts w:ascii="Arial" w:hAnsi="Arial" w:cs="Arial"/>
+          <w:sz w:val="24"/>
+          <w:szCs w:val="24"/>
+        </w:rPr>
+      </w:pPr>
       <w:r>
         <w:rPr>
           <w:rFonts w:ascii="Arial" w:hAnsi="Arial" w:cs="Arial"/>
@@ -939,136 +1722,37 @@
           <w:sz w:val="24"/>
           <w:szCs w:val="24"/>
         </w:rPr>
-        <w:t>Expediente</w:t>
+        <w:t>Soporte y formación</w:t>
+      </w:r>
+      <w:r>
+        <w:rPr>
+          <w:rFonts w:ascii="Arial" w:hAnsi="Arial" w:cs="Arial"/>
+          <w:sz w:val="24"/>
+          <w:szCs w:val="24"/>
+        </w:rPr>
+        <w:t xml:space="preserve">: Asistencia técnica y recursos educativos para optimizar el uso de la plataforma. </w:t>
+      </w:r>
+    </w:p>
+    <w:p>
+      <w:pPr>
+        <w:spacing w:line="360" w:lineRule="auto"/>
+        <w:jc w:val="both"/>
+        <w:rPr>
+          <w:rFonts w:ascii="Arial" w:hAnsi="Arial" w:cs="Arial"/>
+          <w:sz w:val="24"/>
+          <w:szCs w:val="24"/>
+        </w:rPr>
+      </w:pPr>
+      <w:proofErr w:type="spellStart"/>
+      <w:r>
+        <w:rPr>
+          <w:rFonts w:ascii="Arial" w:hAnsi="Arial" w:cs="Arial"/>
+          <w:sz w:val="24"/>
+          <w:szCs w:val="24"/>
+        </w:rPr>
+        <w:t>Doctoralia</w:t>
       </w:r>
       <w:proofErr w:type="spellEnd"/>
-      <w:proofErr w:type="gramEnd"/>
-      <w:r>
-        <w:rPr>
-          <w:rFonts w:ascii="Arial" w:hAnsi="Arial" w:cs="Arial"/>
-          <w:b/>
-          <w:bCs/>
-          <w:sz w:val="24"/>
-          <w:szCs w:val="24"/>
-        </w:rPr>
-        <w:t xml:space="preserve"> electrónico</w:t>
-      </w:r>
-      <w:r>
-        <w:rPr>
-          <w:rFonts w:ascii="Arial" w:hAnsi="Arial" w:cs="Arial"/>
-          <w:sz w:val="24"/>
-          <w:szCs w:val="24"/>
-        </w:rPr>
-        <w:t>: Acceso digital a los historiales médicos de los pacientes.</w:t>
-      </w:r>
-    </w:p>
-    <w:p>
-      <w:pPr>
-        <w:spacing w:line="360" w:lineRule="auto"/>
-        <w:jc w:val="both"/>
-        <w:rPr>
-          <w:rFonts w:ascii="Arial" w:hAnsi="Arial" w:cs="Arial"/>
-          <w:sz w:val="24"/>
-          <w:szCs w:val="24"/>
-        </w:rPr>
-      </w:pPr>
-      <w:r>
-        <w:rPr>
-          <w:rFonts w:ascii="Arial" w:hAnsi="Arial" w:cs="Arial"/>
-          <w:b/>
-          <w:bCs/>
-          <w:sz w:val="24"/>
-          <w:szCs w:val="24"/>
-        </w:rPr>
-        <w:t>Consultas en línea</w:t>
-      </w:r>
-      <w:r>
-        <w:rPr>
-          <w:rFonts w:ascii="Arial" w:hAnsi="Arial" w:cs="Arial"/>
-          <w:sz w:val="24"/>
-          <w:szCs w:val="24"/>
-        </w:rPr>
-        <w:t>: Facilita la realización de consultas virtuales, ampliando el alcance de la atención.</w:t>
-      </w:r>
-    </w:p>
-    <w:p>
-      <w:pPr>
-        <w:spacing w:line="360" w:lineRule="auto"/>
-        <w:jc w:val="both"/>
-        <w:rPr>
-          <w:rFonts w:ascii="Arial" w:hAnsi="Arial" w:cs="Arial"/>
-          <w:sz w:val="24"/>
-          <w:szCs w:val="24"/>
-        </w:rPr>
-      </w:pPr>
-      <w:r>
-        <w:rPr>
-          <w:rFonts w:ascii="Arial" w:hAnsi="Arial" w:cs="Arial"/>
-          <w:b/>
-          <w:bCs/>
-          <w:sz w:val="24"/>
-          <w:szCs w:val="24"/>
-        </w:rPr>
-        <w:t>Planes de visibilidad</w:t>
-      </w:r>
-      <w:r>
-        <w:rPr>
-          <w:rFonts w:ascii="Arial" w:hAnsi="Arial" w:cs="Arial"/>
-          <w:sz w:val="24"/>
-          <w:szCs w:val="24"/>
-        </w:rPr>
-        <w:t>: Opciones para mejorar la presencia en línea y atraer más pacientes.</w:t>
-      </w:r>
-    </w:p>
-    <w:p>
-      <w:pPr>
-        <w:spacing w:line="360" w:lineRule="auto"/>
-        <w:jc w:val="both"/>
-        <w:rPr>
-          <w:rFonts w:ascii="Arial" w:hAnsi="Arial" w:cs="Arial"/>
-          <w:sz w:val="24"/>
-          <w:szCs w:val="24"/>
-        </w:rPr>
-      </w:pPr>
-      <w:r>
-        <w:rPr>
-          <w:rFonts w:ascii="Arial" w:hAnsi="Arial" w:cs="Arial"/>
-          <w:b/>
-          <w:bCs/>
-          <w:sz w:val="24"/>
-          <w:szCs w:val="24"/>
-        </w:rPr>
-        <w:t>Soporte y formación</w:t>
-      </w:r>
-      <w:r>
-        <w:rPr>
-          <w:rFonts w:ascii="Arial" w:hAnsi="Arial" w:cs="Arial"/>
-          <w:sz w:val="24"/>
-          <w:szCs w:val="24"/>
-        </w:rPr>
-        <w:t xml:space="preserve">: Asistencia técnica y recursos educativos para optimizar el uso de la plataforma. </w:t>
-      </w:r>
-    </w:p>
-    <w:p>
-      <w:pPr>
-        <w:spacing w:line="360" w:lineRule="auto"/>
-        <w:jc w:val="both"/>
-        <w:rPr>
-          <w:rFonts w:ascii="Arial" w:hAnsi="Arial" w:cs="Arial"/>
-          <w:sz w:val="24"/>
-          <w:szCs w:val="24"/>
-        </w:rPr>
-      </w:pPr>
-      <w:proofErr w:type="spellStart"/>
-      <w:r>
-        <w:rPr>
-          <w:rFonts w:ascii="Arial" w:hAnsi="Arial" w:cs="Arial"/>
-          <w:sz w:val="24"/>
-          <w:szCs w:val="24"/>
-        </w:rPr>
-        <w:t>Doctoralia</w:t>
-      </w:r>
-      <w:proofErr w:type="spellEnd"/>
       <w:r>
         <w:rPr>
           <w:rFonts w:ascii="Arial" w:hAnsi="Arial" w:cs="Arial"/>
@@ -1100,6 +1784,7 @@
         </w:rPr>
       </w:pPr>
     </w:p>
+    <w:bookmarkEnd w:id="0"/>
     <w:p>
       <w:pPr>
         <w:spacing w:line="360" w:lineRule="auto"/>
@@ -1112,7 +1797,6 @@
       </w:pPr>
     </w:p>
     <w:sectPr>
-      <w:headerReference w:type="default" r:id="rId7"/>
       <w:pgSz w:w="12240" w:h="15840"/>
       <w:pgMar w:top="1417" w:right="1701" w:bottom="1417" w:left="1701" w:header="708" w:footer="708" w:gutter="0"/>
       <w:cols w:space="708"/>
@@ -1123,7 +1807,7 @@
 </file>
 
 <file path=word/endnotes.xml><?xml version="1.0" encoding="utf-8"?>
-<w:endnotes xmlns:wpc="http://schemas.microsoft.com/office/word/2010/wordprocessingCanvas" xmlns:cx="http://schemas.microsoft.com/office/drawing/2014/chartex" xmlns:cx1="http://schemas.microsoft.com/office/drawing/2015/9/8/chartex" xmlns:cx2="http://schemas.microsoft.com/office/drawing/2015/10/21/chartex" xmlns:cx3="http://schemas.microsoft.com/office/drawing/2016/5/9/chartex" xmlns:cx4="http://schemas.microsoft.com/office/drawing/2016/5/10/chartex" xmlns:cx5="http://schemas.microsoft.com/office/drawing/2016/5/11/chartex" xmlns:cx6="http://schemas.microsoft.com/office/drawing/2016/5/12/chartex" xmlns:cx7="http://schemas.microsoft.com/office/drawing/2016/5/13/chartex" xmlns:cx8="http://schemas.microsoft.com/office/drawing/2016/5/14/chartex" xmlns:mc="http://schemas.openxmlformats.org/markup-compatibility/2006" xmlns:aink="http://schemas.microsoft.com/office/drawing/2016/ink" xmlns:am3d="http://schemas.microsoft.com/office/drawing/2017/model3d" xmlns:o="urn:schemas-microsoft-com:office:office" xmlns:oel="http://schemas.microsoft.com/office/2019/extlst" xmlns:r="http://schemas.openxmlformats.org/officeDocument/2006/relationships" xmlns:m="http://schemas.openxmlformats.org/officeDocument/2006/math" xmlns:v="urn:schemas-microsoft-com:vml" xmlns:wp14="http://schemas.microsoft.com/office/word/2010/wordprocessingDrawing" xmlns:wp="http://schemas.openxmlformats.org/drawingml/2006/wordprocessingDrawing" xmlns:w10="urn:schemas-microsoft-com:office:word" xmlns:w="http://schemas.openxmlformats.org/wordprocessingml/2006/main" xmlns:w14="http://schemas.microsoft.com/office/word/2010/wordml" xmlns:w15="http://schemas.microsoft.com/office/word/2012/wordml" xmlns:w16cex="http://schemas.microsoft.com/office/word/2018/wordml/cex" xmlns:w16cid="http://schemas.microsoft.com/office/word/2016/wordml/cid" xmlns:w16="http://schemas.microsoft.com/office/word/2018/wordml" xmlns:w16du="http://schemas.microsoft.com/office/word/2023/wordml/word16du" xmlns:w16sdtdh="http://schemas.microsoft.com/office/word/2020/wordml/sdtdatahash" xmlns:w16sdtfl="http://schemas.microsoft.com/office/word/2024/wordml/sdtformatlock" xmlns:w16se="http://schemas.microsoft.com/office/word/2015/wordml/symex" xmlns:wpg="http://schemas.microsoft.com/office/word/2010/wordprocessingGroup" xmlns:wpi="http://schemas.microsoft.com/office/word/2010/wordprocessingInk" xmlns:wne="http://schemas.microsoft.com/office/word/2006/wordml" xmlns:wps="http://schemas.microsoft.com/office/word/2010/wordprocessingShape" mc:Ignorable="w14 w15 w16se w16cid w16 w16cex w16sdtdh w16sdtfl w16du wp14">
+<w:endnotes xmlns:wpc="http://schemas.microsoft.com/office/word/2010/wordprocessingCanvas" xmlns:cx="http://schemas.microsoft.com/office/drawing/2014/chartex" xmlns:cx1="http://schemas.microsoft.com/office/drawing/2015/9/8/chartex" xmlns:cx2="http://schemas.microsoft.com/office/drawing/2015/10/21/chartex" xmlns:cx3="http://schemas.microsoft.com/office/drawing/2016/5/9/chartex" xmlns:cx4="http://schemas.microsoft.com/office/drawing/2016/5/10/chartex" xmlns:cx5="http://schemas.microsoft.com/office/drawing/2016/5/11/chartex" xmlns:cx6="http://schemas.microsoft.com/office/drawing/2016/5/12/chartex" xmlns:cx7="http://schemas.microsoft.com/office/drawing/2016/5/13/chartex" xmlns:cx8="http://schemas.microsoft.com/office/drawing/2016/5/14/chartex" xmlns:mc="http://schemas.openxmlformats.org/markup-compatibility/2006" xmlns:aink="http://schemas.microsoft.com/office/drawing/2016/ink" xmlns:am3d="http://schemas.microsoft.com/office/drawing/2017/model3d" xmlns:o="urn:schemas-microsoft-com:office:office" xmlns:r="http://schemas.openxmlformats.org/officeDocument/2006/relationships" xmlns:m="http://schemas.openxmlformats.org/officeDocument/2006/math" xmlns:v="urn:schemas-microsoft-com:vml" xmlns:wp14="http://schemas.microsoft.com/office/word/2010/wordprocessingDrawing" xmlns:wp="http://schemas.openxmlformats.org/drawingml/2006/wordprocessingDrawing" xmlns:w10="urn:schemas-microsoft-com:office:word" xmlns:w="http://schemas.openxmlformats.org/wordprocessingml/2006/main" xmlns:w14="http://schemas.microsoft.com/office/word/2010/wordml" xmlns:w15="http://schemas.microsoft.com/office/word/2012/wordml" xmlns:w16cid="http://schemas.microsoft.com/office/word/2016/wordml/cid" xmlns:w16se="http://schemas.microsoft.com/office/word/2015/wordml/symex" xmlns:wpg="http://schemas.microsoft.com/office/word/2010/wordprocessingGroup" xmlns:wpi="http://schemas.microsoft.com/office/word/2010/wordprocessingInk" xmlns:wne="http://schemas.microsoft.com/office/word/2006/wordml" xmlns:wps="http://schemas.microsoft.com/office/word/2010/wordprocessingShape" mc:Ignorable="w14 w15 w16se w16cid wp14">
   <w:endnote w:type="separator" w:id="-1">
     <w:p>
       <w:pPr>
@@ -1148,7 +1832,7 @@
 </file>
 
 <file path=word/footnotes.xml><?xml version="1.0" encoding="utf-8"?>
-<w:footnotes xmlns:wpc="http://schemas.microsoft.com/office/word/2010/wordprocessingCanvas" xmlns:cx="http://schemas.microsoft.com/office/drawing/2014/chartex" xmlns:cx1="http://schemas.microsoft.com/office/drawing/2015/9/8/chartex" xmlns:cx2="http://schemas.microsoft.com/office/drawing/2015/10/21/chartex" xmlns:cx3="http://schemas.microsoft.com/office/drawing/2016/5/9/chartex" xmlns:cx4="http://schemas.microsoft.com/office/drawing/2016/5/10/chartex" xmlns:cx5="http://schemas.microsoft.com/office/drawing/2016/5/11/chartex" xmlns:cx6="http://schemas.microsoft.com/office/drawing/2016/5/12/chartex" xmlns:cx7="http://schemas.microsoft.com/office/drawing/2016/5/13/chartex" xmlns:cx8="http://schemas.microsoft.com/office/drawing/2016/5/14/chartex" xmlns:mc="http://schemas.openxmlformats.org/markup-compatibility/2006" xmlns:aink="http://schemas.microsoft.com/office/drawing/2016/ink" xmlns:am3d="http://schemas.microsoft.com/office/drawing/2017/model3d" xmlns:o="urn:schemas-microsoft-com:office:office" xmlns:oel="http://schemas.microsoft.com/office/2019/extlst" xmlns:r="http://schemas.openxmlformats.org/officeDocument/2006/relationships" xmlns:m="http://schemas.openxmlformats.org/officeDocument/2006/math" xmlns:v="urn:schemas-microsoft-com:vml" xmlns:wp14="http://schemas.microsoft.com/office/word/2010/wordprocessingDrawing" xmlns:wp="http://schemas.openxmlformats.org/drawingml/2006/wordprocessingDrawing" xmlns:w10="urn:schemas-microsoft-com:office:word" xmlns:w="http://schemas.openxmlformats.org/wordprocessingml/2006/main" xmlns:w14="http://schemas.microsoft.com/office/word/2010/wordml" xmlns:w15="http://schemas.microsoft.com/office/word/2012/wordml" xmlns:w16cex="http://schemas.microsoft.com/office/word/2018/wordml/cex" xmlns:w16cid="http://schemas.microsoft.com/office/word/2016/wordml/cid" xmlns:w16="http://schemas.microsoft.com/office/word/2018/wordml" xmlns:w16du="http://schemas.microsoft.com/office/word/2023/wordml/word16du" xmlns:w16sdtdh="http://schemas.microsoft.com/office/word/2020/wordml/sdtdatahash" xmlns:w16sdtfl="http://schemas.microsoft.com/office/word/2024/wordml/sdtformatlock" xmlns:w16se="http://schemas.microsoft.com/office/word/2015/wordml/symex" xmlns:wpg="http://schemas.microsoft.com/office/word/2010/wordprocessingGroup" xmlns:wpi="http://schemas.microsoft.com/office/word/2010/wordprocessingInk" xmlns:wne="http://schemas.microsoft.com/office/word/2006/wordml" xmlns:wps="http://schemas.microsoft.com/office/word/2010/wordprocessingShape" mc:Ignorable="w14 w15 w16se w16cid w16 w16cex w16sdtdh w16sdtfl w16du wp14">
+<w:footnotes xmlns:wpc="http://schemas.microsoft.com/office/word/2010/wordprocessingCanvas" xmlns:cx="http://schemas.microsoft.com/office/drawing/2014/chartex" xmlns:cx1="http://schemas.microsoft.com/office/drawing/2015/9/8/chartex" xmlns:cx2="http://schemas.microsoft.com/office/drawing/2015/10/21/chartex" xmlns:cx3="http://schemas.microsoft.com/office/drawing/2016/5/9/chartex" xmlns:cx4="http://schemas.microsoft.com/office/drawing/2016/5/10/chartex" xmlns:cx5="http://schemas.microsoft.com/office/drawing/2016/5/11/chartex" xmlns:cx6="http://schemas.microsoft.com/office/drawing/2016/5/12/chartex" xmlns:cx7="http://schemas.microsoft.com/office/drawing/2016/5/13/chartex" xmlns:cx8="http://schemas.microsoft.com/office/drawing/2016/5/14/chartex" xmlns:mc="http://schemas.openxmlformats.org/markup-compatibility/2006" xmlns:aink="http://schemas.microsoft.com/office/drawing/2016/ink" xmlns:am3d="http://schemas.microsoft.com/office/drawing/2017/model3d" xmlns:o="urn:schemas-microsoft-com:office:office" xmlns:r="http://schemas.openxmlformats.org/officeDocument/2006/relationships" xmlns:m="http://schemas.openxmlformats.org/officeDocument/2006/math" xmlns:v="urn:schemas-microsoft-com:vml" xmlns:wp14="http://schemas.microsoft.com/office/word/2010/wordprocessingDrawing" xmlns:wp="http://schemas.openxmlformats.org/drawingml/2006/wordprocessingDrawing" xmlns:w10="urn:schemas-microsoft-com:office:word" xmlns:w="http://schemas.openxmlformats.org/wordprocessingml/2006/main" xmlns:w14="http://schemas.microsoft.com/office/word/2010/wordml" xmlns:w15="http://schemas.microsoft.com/office/word/2012/wordml" xmlns:w16cid="http://schemas.microsoft.com/office/word/2016/wordml/cid" xmlns:w16se="http://schemas.microsoft.com/office/word/2015/wordml/symex" xmlns:wpg="http://schemas.microsoft.com/office/word/2010/wordprocessingGroup" xmlns:wpi="http://schemas.microsoft.com/office/word/2010/wordprocessingInk" xmlns:wne="http://schemas.microsoft.com/office/word/2006/wordml" xmlns:wps="http://schemas.microsoft.com/office/word/2010/wordprocessingShape" mc:Ignorable="w14 w15 w16se w16cid wp14">
   <w:footnote w:type="separator" w:id="-1">
     <w:p>
       <w:pPr>
@@ -1172,105 +1856,8 @@
 </w:footnotes>
 </file>
 
-<file path=word/header1.xml><?xml version="1.0" encoding="utf-8"?>
-<w:hdr xmlns:wpc="http://schemas.microsoft.com/office/word/2010/wordprocessingCanvas" xmlns:cx="http://schemas.microsoft.com/office/drawing/2014/chartex" xmlns:cx1="http://schemas.microsoft.com/office/drawing/2015/9/8/chartex" xmlns:cx2="http://schemas.microsoft.com/office/drawing/2015/10/21/chartex" xmlns:cx3="http://schemas.microsoft.com/office/drawing/2016/5/9/chartex" xmlns:cx4="http://schemas.microsoft.com/office/drawing/2016/5/10/chartex" xmlns:cx5="http://schemas.microsoft.com/office/drawing/2016/5/11/chartex" xmlns:cx6="http://schemas.microsoft.com/office/drawing/2016/5/12/chartex" xmlns:cx7="http://schemas.microsoft.com/office/drawing/2016/5/13/chartex" xmlns:cx8="http://schemas.microsoft.com/office/drawing/2016/5/14/chartex" xmlns:mc="http://schemas.openxmlformats.org/markup-compatibility/2006" xmlns:aink="http://schemas.microsoft.com/office/drawing/2016/ink" xmlns:am3d="http://schemas.microsoft.com/office/drawing/2017/model3d" xmlns:o="urn:schemas-microsoft-com:office:office" xmlns:oel="http://schemas.microsoft.com/office/2019/extlst" xmlns:r="http://schemas.openxmlformats.org/officeDocument/2006/relationships" xmlns:m="http://schemas.openxmlformats.org/officeDocument/2006/math" xmlns:v="urn:schemas-microsoft-com:vml" xmlns:wp14="http://schemas.microsoft.com/office/word/2010/wordprocessingDrawing" xmlns:wp="http://schemas.openxmlformats.org/drawingml/2006/wordprocessingDrawing" xmlns:w10="urn:schemas-microsoft-com:office:word" xmlns:w="http://schemas.openxmlformats.org/wordprocessingml/2006/main" xmlns:w14="http://schemas.microsoft.com/office/word/2010/wordml" xmlns:w15="http://schemas.microsoft.com/office/word/2012/wordml" xmlns:w16cex="http://schemas.microsoft.com/office/word/2018/wordml/cex" xmlns:w16cid="http://schemas.microsoft.com/office/word/2016/wordml/cid" xmlns:w16="http://schemas.microsoft.com/office/word/2018/wordml" xmlns:w16du="http://schemas.microsoft.com/office/word/2023/wordml/word16du" xmlns:w16sdtdh="http://schemas.microsoft.com/office/word/2020/wordml/sdtdatahash" xmlns:w16sdtfl="http://schemas.microsoft.com/office/word/2024/wordml/sdtformatlock" xmlns:w16se="http://schemas.microsoft.com/office/word/2015/wordml/symex" xmlns:wpg="http://schemas.microsoft.com/office/word/2010/wordprocessingGroup" xmlns:wpi="http://schemas.microsoft.com/office/word/2010/wordprocessingInk" xmlns:wne="http://schemas.microsoft.com/office/word/2006/wordml" xmlns:wps="http://schemas.microsoft.com/office/word/2010/wordprocessingShape" mc:Ignorable="w14 w15 w16se w16cid w16 w16cex w16sdtdh w16sdtfl w16du wp14">
-  <w:p>
-    <w:pPr>
-      <w:pStyle w:val="Encabezado"/>
-      <w:rPr>
-        <w:sz w:val="20"/>
-        <w:szCs w:val="18"/>
-      </w:rPr>
-    </w:pPr>
-    <w:r>
-      <w:rPr>
-        <w:sz w:val="20"/>
-        <w:szCs w:val="18"/>
-      </w:rPr>
-      <w:t>Re</w:t>
-    </w:r>
-    <w:r>
-      <w:rPr>
-        <w:sz w:val="20"/>
-        <w:szCs w:val="18"/>
-      </w:rPr>
-      <w:t>y</w:t>
-    </w:r>
-    <w:r>
-      <w:rPr>
-        <w:sz w:val="20"/>
-        <w:szCs w:val="18"/>
-      </w:rPr>
-      <w:t>na Itzel Diego Estrado</w:t>
-    </w:r>
-  </w:p>
-  <w:p>
-    <w:pPr>
-      <w:pStyle w:val="Encabezado"/>
-      <w:rPr>
-        <w:sz w:val="20"/>
-        <w:szCs w:val="18"/>
-      </w:rPr>
-    </w:pPr>
-    <w:proofErr w:type="spellStart"/>
-    <w:r>
-      <w:rPr>
-        <w:sz w:val="20"/>
-        <w:szCs w:val="18"/>
-      </w:rPr>
-      <w:t>Isrrael</w:t>
-    </w:r>
-    <w:proofErr w:type="spellEnd"/>
-    <w:r>
-      <w:rPr>
-        <w:sz w:val="20"/>
-        <w:szCs w:val="18"/>
-      </w:rPr>
-      <w:t xml:space="preserve"> Reyes Olmos</w:t>
-    </w:r>
-  </w:p>
-  <w:p>
-    <w:pPr>
-      <w:pStyle w:val="Encabezado"/>
-      <w:rPr>
-        <w:sz w:val="20"/>
-        <w:szCs w:val="18"/>
-      </w:rPr>
-    </w:pPr>
-    <w:r>
-      <w:rPr>
-        <w:sz w:val="20"/>
-        <w:szCs w:val="18"/>
-      </w:rPr>
-      <w:t>Levi Brayan Mundo Escamilla</w:t>
-    </w:r>
-  </w:p>
-  <w:p>
-    <w:pPr>
-      <w:pStyle w:val="Encabezado"/>
-      <w:rPr>
-        <w:sz w:val="20"/>
-        <w:szCs w:val="18"/>
-      </w:rPr>
-    </w:pPr>
-    <w:r>
-      <w:rPr>
-        <w:sz w:val="20"/>
-        <w:szCs w:val="18"/>
-      </w:rPr>
-      <w:t>Elí Espinoza Treviño</w:t>
-    </w:r>
-  </w:p>
-  <w:p>
-    <w:pPr>
-      <w:pStyle w:val="Encabezado"/>
-    </w:pPr>
-  </w:p>
-</w:hdr>
-</file>
-
 <file path=word/numbering.xml><?xml version="1.0" encoding="utf-8"?>
-<w:numbering xmlns:wpc="http://schemas.microsoft.com/office/word/2010/wordprocessingCanvas" xmlns:cx="http://schemas.microsoft.com/office/drawing/2014/chartex" xmlns:cx1="http://schemas.microsoft.com/office/drawing/2015/9/8/chartex" xmlns:cx2="http://schemas.microsoft.com/office/drawing/2015/10/21/chartex" xmlns:cx3="http://schemas.microsoft.com/office/drawing/2016/5/9/chartex" xmlns:cx4="http://schemas.microsoft.com/office/drawing/2016/5/10/chartex" xmlns:cx5="http://schemas.microsoft.com/office/drawing/2016/5/11/chartex" xmlns:cx6="http://schemas.microsoft.com/office/drawing/2016/5/12/chartex" xmlns:cx7="http://schemas.microsoft.com/office/drawing/2016/5/13/chartex" xmlns:cx8="http://schemas.microsoft.com/office/drawing/2016/5/14/chartex" xmlns:mc="http://schemas.openxmlformats.org/markup-compatibility/2006" xmlns:aink="http://schemas.microsoft.com/office/drawing/2016/ink" xmlns:am3d="http://schemas.microsoft.com/office/drawing/2017/model3d" xmlns:o="urn:schemas-microsoft-com:office:office" xmlns:oel="http://schemas.microsoft.com/office/2019/extlst" xmlns:r="http://schemas.openxmlformats.org/officeDocument/2006/relationships" xmlns:m="http://schemas.openxmlformats.org/officeDocument/2006/math" xmlns:v="urn:schemas-microsoft-com:vml" xmlns:wp14="http://schemas.microsoft.com/office/word/2010/wordprocessingDrawing" xmlns:wp="http://schemas.openxmlformats.org/drawingml/2006/wordprocessingDrawing" xmlns:w10="urn:schemas-microsoft-com:office:word" xmlns:w="http://schemas.openxmlformats.org/wordprocessingml/2006/main" xmlns:w14="http://schemas.microsoft.com/office/word/2010/wordml" xmlns:w15="http://schemas.microsoft.com/office/word/2012/wordml" xmlns:w16cex="http://schemas.microsoft.com/office/word/2018/wordml/cex" xmlns:w16cid="http://schemas.microsoft.com/office/word/2016/wordml/cid" xmlns:w16="http://schemas.microsoft.com/office/word/2018/wordml" xmlns:w16du="http://schemas.microsoft.com/office/word/2023/wordml/word16du" xmlns:w16sdtdh="http://schemas.microsoft.com/office/word/2020/wordml/sdtdatahash" xmlns:w16sdtfl="http://schemas.microsoft.com/office/word/2024/wordml/sdtformatlock" xmlns:w16se="http://schemas.microsoft.com/office/word/2015/wordml/symex" xmlns:wpg="http://schemas.microsoft.com/office/word/2010/wordprocessingGroup" xmlns:wpi="http://schemas.microsoft.com/office/word/2010/wordprocessingInk" xmlns:wne="http://schemas.microsoft.com/office/word/2006/wordml" xmlns:wps="http://schemas.microsoft.com/office/word/2010/wordprocessingShape" mc:Ignorable="w14 w15 w16se w16cid w16 w16cex w16sdtdh w16sdtfl w16du wp14">
+<w:numbering xmlns:wpc="http://schemas.microsoft.com/office/word/2010/wordprocessingCanvas" xmlns:cx="http://schemas.microsoft.com/office/drawing/2014/chartex" xmlns:cx1="http://schemas.microsoft.com/office/drawing/2015/9/8/chartex" xmlns:cx2="http://schemas.microsoft.com/office/drawing/2015/10/21/chartex" xmlns:cx3="http://schemas.microsoft.com/office/drawing/2016/5/9/chartex" xmlns:cx4="http://schemas.microsoft.com/office/drawing/2016/5/10/chartex" xmlns:cx5="http://schemas.microsoft.com/office/drawing/2016/5/11/chartex" xmlns:cx6="http://schemas.microsoft.com/office/drawing/2016/5/12/chartex" xmlns:cx7="http://schemas.microsoft.com/office/drawing/2016/5/13/chartex" xmlns:cx8="http://schemas.microsoft.com/office/drawing/2016/5/14/chartex" xmlns:mc="http://schemas.openxmlformats.org/markup-compatibility/2006" xmlns:aink="http://schemas.microsoft.com/office/drawing/2016/ink" xmlns:am3d="http://schemas.microsoft.com/office/drawing/2017/model3d" xmlns:o="urn:schemas-microsoft-com:office:office" xmlns:r="http://schemas.openxmlformats.org/officeDocument/2006/relationships" xmlns:m="http://schemas.openxmlformats.org/officeDocument/2006/math" xmlns:v="urn:schemas-microsoft-com:vml" xmlns:wp14="http://schemas.microsoft.com/office/word/2010/wordprocessingDrawing" xmlns:wp="http://schemas.openxmlformats.org/drawingml/2006/wordprocessingDrawing" xmlns:w10="urn:schemas-microsoft-com:office:word" xmlns:w="http://schemas.openxmlformats.org/wordprocessingml/2006/main" xmlns:w14="http://schemas.microsoft.com/office/word/2010/wordml" xmlns:w15="http://schemas.microsoft.com/office/word/2012/wordml" xmlns:w16cid="http://schemas.microsoft.com/office/word/2016/wordml/cid" xmlns:w16se="http://schemas.microsoft.com/office/word/2015/wordml/symex" xmlns:wpg="http://schemas.microsoft.com/office/word/2010/wordprocessingGroup" xmlns:wpi="http://schemas.microsoft.com/office/word/2010/wordprocessingInk" xmlns:wne="http://schemas.microsoft.com/office/word/2006/wordml" xmlns:wps="http://schemas.microsoft.com/office/word/2010/wordprocessingShape" mc:Ignorable="w14 w15 w16se w16cid wp14">
   <w:abstractNum w:abstractNumId="0" w15:restartNumberingAfterBreak="0">
     <w:nsid w:val="1D352B80"/>
     <w:multiLevelType w:val="multilevel"/>
@@ -1421,6 +2008,92 @@
     </w:lvl>
   </w:abstractNum>
   <w:abstractNum w:abstractNumId="1" w15:restartNumberingAfterBreak="0">
+    <w:nsid w:val="23384317"/>
+    <w:multiLevelType w:val="hybridMultilevel"/>
+    <w:tmpl w:val="0F72D2C6"/>
+    <w:lvl w:ilvl="0" w:tplc="080A000F">
+      <w:start w:val="1"/>
+      <w:numFmt w:val="decimal"/>
+      <w:lvlText w:val="%1."/>
+      <w:lvlJc w:val="left"/>
+      <w:pPr>
+        <w:ind w:left="720" w:hanging="360"/>
+      </w:pPr>
+    </w:lvl>
+    <w:lvl w:ilvl="1" w:tplc="080A0019" w:tentative="1">
+      <w:start w:val="1"/>
+      <w:numFmt w:val="lowerLetter"/>
+      <w:lvlText w:val="%2."/>
+      <w:lvlJc w:val="left"/>
+      <w:pPr>
+        <w:ind w:left="1440" w:hanging="360"/>
+      </w:pPr>
+    </w:lvl>
+    <w:lvl w:ilvl="2" w:tplc="080A001B" w:tentative="1">
+      <w:start w:val="1"/>
+      <w:numFmt w:val="lowerRoman"/>
+      <w:lvlText w:val="%3."/>
+      <w:lvlJc w:val="right"/>
+      <w:pPr>
+        <w:ind w:left="2160" w:hanging="180"/>
+      </w:pPr>
+    </w:lvl>
+    <w:lvl w:ilvl="3" w:tplc="080A000F" w:tentative="1">
+      <w:start w:val="1"/>
+      <w:numFmt w:val="decimal"/>
+      <w:lvlText w:val="%4."/>
+      <w:lvlJc w:val="left"/>
+      <w:pPr>
+        <w:ind w:left="2880" w:hanging="360"/>
+      </w:pPr>
+    </w:lvl>
+    <w:lvl w:ilvl="4" w:tplc="080A0019" w:tentative="1">
+      <w:start w:val="1"/>
+      <w:numFmt w:val="lowerLetter"/>
+      <w:lvlText w:val="%5."/>
+      <w:lvlJc w:val="left"/>
+      <w:pPr>
+        <w:ind w:left="3600" w:hanging="360"/>
+      </w:pPr>
+    </w:lvl>
+    <w:lvl w:ilvl="5" w:tplc="080A001B" w:tentative="1">
+      <w:start w:val="1"/>
+      <w:numFmt w:val="lowerRoman"/>
+      <w:lvlText w:val="%6."/>
+      <w:lvlJc w:val="right"/>
+      <w:pPr>
+        <w:ind w:left="4320" w:hanging="180"/>
+      </w:pPr>
+    </w:lvl>
+    <w:lvl w:ilvl="6" w:tplc="080A000F" w:tentative="1">
+      <w:start w:val="1"/>
+      <w:numFmt w:val="decimal"/>
+      <w:lvlText w:val="%7."/>
+      <w:lvlJc w:val="left"/>
+      <w:pPr>
+        <w:ind w:left="5040" w:hanging="360"/>
+      </w:pPr>
+    </w:lvl>
+    <w:lvl w:ilvl="7" w:tplc="080A0019" w:tentative="1">
+      <w:start w:val="1"/>
+      <w:numFmt w:val="lowerLetter"/>
+      <w:lvlText w:val="%8."/>
+      <w:lvlJc w:val="left"/>
+      <w:pPr>
+        <w:ind w:left="5760" w:hanging="360"/>
+      </w:pPr>
+    </w:lvl>
+    <w:lvl w:ilvl="8" w:tplc="080A001B" w:tentative="1">
+      <w:start w:val="1"/>
+      <w:numFmt w:val="lowerRoman"/>
+      <w:lvlText w:val="%9."/>
+      <w:lvlJc w:val="right"/>
+      <w:pPr>
+        <w:ind w:left="6480" w:hanging="180"/>
+      </w:pPr>
+    </w:lvl>
+  </w:abstractNum>
+  <w:abstractNum w:abstractNumId="2" w15:restartNumberingAfterBreak="0">
     <w:nsid w:val="26F66D80"/>
     <w:multiLevelType w:val="multilevel"/>
     <w:tmpl w:val="0C06866A"/>
@@ -1569,7 +2242,233 @@
       </w:rPr>
     </w:lvl>
   </w:abstractNum>
-  <w:abstractNum w:abstractNumId="2" w15:restartNumberingAfterBreak="0">
+  <w:abstractNum w:abstractNumId="3" w15:restartNumberingAfterBreak="0">
+    <w:nsid w:val="397623D9"/>
+    <w:multiLevelType w:val="hybridMultilevel"/>
+    <w:tmpl w:val="059CB0CE"/>
+    <w:lvl w:ilvl="0" w:tplc="080A0001">
+      <w:start w:val="1"/>
+      <w:numFmt w:val="bullet"/>
+      <w:lvlText w:val=""/>
+      <w:lvlJc w:val="left"/>
+      <w:pPr>
+        <w:ind w:left="720" w:hanging="360"/>
+      </w:pPr>
+      <w:rPr>
+        <w:rFonts w:ascii="Symbol" w:hAnsi="Symbol" w:hint="default"/>
+      </w:rPr>
+    </w:lvl>
+    <w:lvl w:ilvl="1" w:tplc="080A0003" w:tentative="1">
+      <w:start w:val="1"/>
+      <w:numFmt w:val="bullet"/>
+      <w:lvlText w:val="o"/>
+      <w:lvlJc w:val="left"/>
+      <w:pPr>
+        <w:ind w:left="1440" w:hanging="360"/>
+      </w:pPr>
+      <w:rPr>
+        <w:rFonts w:ascii="Courier New" w:hAnsi="Courier New" w:cs="Courier New" w:hint="default"/>
+      </w:rPr>
+    </w:lvl>
+    <w:lvl w:ilvl="2" w:tplc="080A0005" w:tentative="1">
+      <w:start w:val="1"/>
+      <w:numFmt w:val="bullet"/>
+      <w:lvlText w:val=""/>
+      <w:lvlJc w:val="left"/>
+      <w:pPr>
+        <w:ind w:left="2160" w:hanging="360"/>
+      </w:pPr>
+      <w:rPr>
+        <w:rFonts w:ascii="Wingdings" w:hAnsi="Wingdings" w:hint="default"/>
+      </w:rPr>
+    </w:lvl>
+    <w:lvl w:ilvl="3" w:tplc="080A0001" w:tentative="1">
+      <w:start w:val="1"/>
+      <w:numFmt w:val="bullet"/>
+      <w:lvlText w:val=""/>
+      <w:lvlJc w:val="left"/>
+      <w:pPr>
+        <w:ind w:left="2880" w:hanging="360"/>
+      </w:pPr>
+      <w:rPr>
+        <w:rFonts w:ascii="Symbol" w:hAnsi="Symbol" w:hint="default"/>
+      </w:rPr>
+    </w:lvl>
+    <w:lvl w:ilvl="4" w:tplc="080A0003" w:tentative="1">
+      <w:start w:val="1"/>
+      <w:numFmt w:val="bullet"/>
+      <w:lvlText w:val="o"/>
+      <w:lvlJc w:val="left"/>
+      <w:pPr>
+        <w:ind w:left="3600" w:hanging="360"/>
+      </w:pPr>
+      <w:rPr>
+        <w:rFonts w:ascii="Courier New" w:hAnsi="Courier New" w:cs="Courier New" w:hint="default"/>
+      </w:rPr>
+    </w:lvl>
+    <w:lvl w:ilvl="5" w:tplc="080A0005" w:tentative="1">
+      <w:start w:val="1"/>
+      <w:numFmt w:val="bullet"/>
+      <w:lvlText w:val=""/>
+      <w:lvlJc w:val="left"/>
+      <w:pPr>
+        <w:ind w:left="4320" w:hanging="360"/>
+      </w:pPr>
+      <w:rPr>
+        <w:rFonts w:ascii="Wingdings" w:hAnsi="Wingdings" w:hint="default"/>
+      </w:rPr>
+    </w:lvl>
+    <w:lvl w:ilvl="6" w:tplc="080A0001" w:tentative="1">
+      <w:start w:val="1"/>
+      <w:numFmt w:val="bullet"/>
+      <w:lvlText w:val=""/>
+      <w:lvlJc w:val="left"/>
+      <w:pPr>
+        <w:ind w:left="5040" w:hanging="360"/>
+      </w:pPr>
+      <w:rPr>
+        <w:rFonts w:ascii="Symbol" w:hAnsi="Symbol" w:hint="default"/>
+      </w:rPr>
+    </w:lvl>
+    <w:lvl w:ilvl="7" w:tplc="080A0003" w:tentative="1">
+      <w:start w:val="1"/>
+      <w:numFmt w:val="bullet"/>
+      <w:lvlText w:val="o"/>
+      <w:lvlJc w:val="left"/>
+      <w:pPr>
+        <w:ind w:left="5760" w:hanging="360"/>
+      </w:pPr>
+      <w:rPr>
+        <w:rFonts w:ascii="Courier New" w:hAnsi="Courier New" w:cs="Courier New" w:hint="default"/>
+      </w:rPr>
+    </w:lvl>
+    <w:lvl w:ilvl="8" w:tplc="080A0005" w:tentative="1">
+      <w:start w:val="1"/>
+      <w:numFmt w:val="bullet"/>
+      <w:lvlText w:val=""/>
+      <w:lvlJc w:val="left"/>
+      <w:pPr>
+        <w:ind w:left="6480" w:hanging="360"/>
+      </w:pPr>
+      <w:rPr>
+        <w:rFonts w:ascii="Wingdings" w:hAnsi="Wingdings" w:hint="default"/>
+      </w:rPr>
+    </w:lvl>
+  </w:abstractNum>
+  <w:abstractNum w:abstractNumId="4" w15:restartNumberingAfterBreak="0">
+    <w:nsid w:val="42770802"/>
+    <w:multiLevelType w:val="hybridMultilevel"/>
+    <w:tmpl w:val="D2D6FC14"/>
+    <w:lvl w:ilvl="0" w:tplc="080A0001">
+      <w:start w:val="1"/>
+      <w:numFmt w:val="bullet"/>
+      <w:lvlText w:val=""/>
+      <w:lvlJc w:val="left"/>
+      <w:pPr>
+        <w:ind w:left="720" w:hanging="360"/>
+      </w:pPr>
+      <w:rPr>
+        <w:rFonts w:ascii="Symbol" w:hAnsi="Symbol" w:hint="default"/>
+      </w:rPr>
+    </w:lvl>
+    <w:lvl w:ilvl="1" w:tplc="080A0003" w:tentative="1">
+      <w:start w:val="1"/>
+      <w:numFmt w:val="bullet"/>
+      <w:lvlText w:val="o"/>
+      <w:lvlJc w:val="left"/>
+      <w:pPr>
+        <w:ind w:left="1440" w:hanging="360"/>
+      </w:pPr>
+      <w:rPr>
+        <w:rFonts w:ascii="Courier New" w:hAnsi="Courier New" w:cs="Courier New" w:hint="default"/>
+      </w:rPr>
+    </w:lvl>
+    <w:lvl w:ilvl="2" w:tplc="080A0005" w:tentative="1">
+      <w:start w:val="1"/>
+      <w:numFmt w:val="bullet"/>
+      <w:lvlText w:val=""/>
+      <w:lvlJc w:val="left"/>
+      <w:pPr>
+        <w:ind w:left="2160" w:hanging="360"/>
+      </w:pPr>
+      <w:rPr>
+        <w:rFonts w:ascii="Wingdings" w:hAnsi="Wingdings" w:hint="default"/>
+      </w:rPr>
+    </w:lvl>
+    <w:lvl w:ilvl="3" w:tplc="080A0001" w:tentative="1">
+      <w:start w:val="1"/>
+      <w:numFmt w:val="bullet"/>
+      <w:lvlText w:val=""/>
+      <w:lvlJc w:val="left"/>
+      <w:pPr>
+        <w:ind w:left="2880" w:hanging="360"/>
+      </w:pPr>
+      <w:rPr>
+        <w:rFonts w:ascii="Symbol" w:hAnsi="Symbol" w:hint="default"/>
+      </w:rPr>
+    </w:lvl>
+    <w:lvl w:ilvl="4" w:tplc="080A0003" w:tentative="1">
+      <w:start w:val="1"/>
+      <w:numFmt w:val="bullet"/>
+      <w:lvlText w:val="o"/>
+      <w:lvlJc w:val="left"/>
+      <w:pPr>
+        <w:ind w:left="3600" w:hanging="360"/>
+      </w:pPr>
+      <w:rPr>
+        <w:rFonts w:ascii="Courier New" w:hAnsi="Courier New" w:cs="Courier New" w:hint="default"/>
+      </w:rPr>
+    </w:lvl>
+    <w:lvl w:ilvl="5" w:tplc="080A0005" w:tentative="1">
+      <w:start w:val="1"/>
+      <w:numFmt w:val="bullet"/>
+      <w:lvlText w:val=""/>
+      <w:lvlJc w:val="left"/>
+      <w:pPr>
+        <w:ind w:left="4320" w:hanging="360"/>
+      </w:pPr>
+      <w:rPr>
+        <w:rFonts w:ascii="Wingdings" w:hAnsi="Wingdings" w:hint="default"/>
+      </w:rPr>
+    </w:lvl>
+    <w:lvl w:ilvl="6" w:tplc="080A0001" w:tentative="1">
+      <w:start w:val="1"/>
+      <w:numFmt w:val="bullet"/>
+      <w:lvlText w:val=""/>
+      <w:lvlJc w:val="left"/>
+      <w:pPr>
+        <w:ind w:left="5040" w:hanging="360"/>
+      </w:pPr>
+      <w:rPr>
+        <w:rFonts w:ascii="Symbol" w:hAnsi="Symbol" w:hint="default"/>
+      </w:rPr>
+    </w:lvl>
+    <w:lvl w:ilvl="7" w:tplc="080A0003" w:tentative="1">
+      <w:start w:val="1"/>
+      <w:numFmt w:val="bullet"/>
+      <w:lvlText w:val="o"/>
+      <w:lvlJc w:val="left"/>
+      <w:pPr>
+        <w:ind w:left="5760" w:hanging="360"/>
+      </w:pPr>
+      <w:rPr>
+        <w:rFonts w:ascii="Courier New" w:hAnsi="Courier New" w:cs="Courier New" w:hint="default"/>
+      </w:rPr>
+    </w:lvl>
+    <w:lvl w:ilvl="8" w:tplc="080A0005" w:tentative="1">
+      <w:start w:val="1"/>
+      <w:numFmt w:val="bullet"/>
+      <w:lvlText w:val=""/>
+      <w:lvlJc w:val="left"/>
+      <w:pPr>
+        <w:ind w:left="6480" w:hanging="360"/>
+      </w:pPr>
+      <w:rPr>
+        <w:rFonts w:ascii="Wingdings" w:hAnsi="Wingdings" w:hint="default"/>
+      </w:rPr>
+    </w:lvl>
+  </w:abstractNum>
+  <w:abstractNum w:abstractNumId="5" w15:restartNumberingAfterBreak="0">
     <w:nsid w:val="4C077032"/>
     <w:multiLevelType w:val="multilevel"/>
     <w:tmpl w:val="11541D92"/>
@@ -1718,7 +2617,7 @@
       </w:rPr>
     </w:lvl>
   </w:abstractNum>
-  <w:abstractNum w:abstractNumId="3" w15:restartNumberingAfterBreak="0">
+  <w:abstractNum w:abstractNumId="6" w15:restartNumberingAfterBreak="0">
     <w:nsid w:val="5BBA48F1"/>
     <w:multiLevelType w:val="multilevel"/>
     <w:tmpl w:val="267A9EEE"/>
@@ -1867,7 +2766,120 @@
       </w:rPr>
     </w:lvl>
   </w:abstractNum>
-  <w:abstractNum w:abstractNumId="4" w15:restartNumberingAfterBreak="0">
+  <w:abstractNum w:abstractNumId="7" w15:restartNumberingAfterBreak="0">
+    <w:nsid w:val="5FBF64C0"/>
+    <w:multiLevelType w:val="hybridMultilevel"/>
+    <w:tmpl w:val="B8E821EE"/>
+    <w:lvl w:ilvl="0" w:tplc="080A0001">
+      <w:start w:val="1"/>
+      <w:numFmt w:val="bullet"/>
+      <w:lvlText w:val=""/>
+      <w:lvlJc w:val="left"/>
+      <w:pPr>
+        <w:ind w:left="720" w:hanging="360"/>
+      </w:pPr>
+      <w:rPr>
+        <w:rFonts w:ascii="Symbol" w:hAnsi="Symbol" w:hint="default"/>
+      </w:rPr>
+    </w:lvl>
+    <w:lvl w:ilvl="1" w:tplc="080A0003" w:tentative="1">
+      <w:start w:val="1"/>
+      <w:numFmt w:val="bullet"/>
+      <w:lvlText w:val="o"/>
+      <w:lvlJc w:val="left"/>
+      <w:pPr>
+        <w:ind w:left="1440" w:hanging="360"/>
+      </w:pPr>
+      <w:rPr>
+        <w:rFonts w:ascii="Courier New" w:hAnsi="Courier New" w:cs="Courier New" w:hint="default"/>
+      </w:rPr>
+    </w:lvl>
+    <w:lvl w:ilvl="2" w:tplc="080A0005" w:tentative="1">
+      <w:start w:val="1"/>
+      <w:numFmt w:val="bullet"/>
+      <w:lvlText w:val=""/>
+      <w:lvlJc w:val="left"/>
+      <w:pPr>
+        <w:ind w:left="2160" w:hanging="360"/>
+      </w:pPr>
+      <w:rPr>
+        <w:rFonts w:ascii="Wingdings" w:hAnsi="Wingdings" w:hint="default"/>
+      </w:rPr>
+    </w:lvl>
+    <w:lvl w:ilvl="3" w:tplc="080A0001" w:tentative="1">
+      <w:start w:val="1"/>
+      <w:numFmt w:val="bullet"/>
+      <w:lvlText w:val=""/>
+      <w:lvlJc w:val="left"/>
+      <w:pPr>
+        <w:ind w:left="2880" w:hanging="360"/>
+      </w:pPr>
+      <w:rPr>
+        <w:rFonts w:ascii="Symbol" w:hAnsi="Symbol" w:hint="default"/>
+      </w:rPr>
+    </w:lvl>
+    <w:lvl w:ilvl="4" w:tplc="080A0003" w:tentative="1">
+      <w:start w:val="1"/>
+      <w:numFmt w:val="bullet"/>
+      <w:lvlText w:val="o"/>
+      <w:lvlJc w:val="left"/>
+      <w:pPr>
+        <w:ind w:left="3600" w:hanging="360"/>
+      </w:pPr>
+      <w:rPr>
+        <w:rFonts w:ascii="Courier New" w:hAnsi="Courier New" w:cs="Courier New" w:hint="default"/>
+      </w:rPr>
+    </w:lvl>
+    <w:lvl w:ilvl="5" w:tplc="080A0005" w:tentative="1">
+      <w:start w:val="1"/>
+      <w:numFmt w:val="bullet"/>
+      <w:lvlText w:val=""/>
+      <w:lvlJc w:val="left"/>
+      <w:pPr>
+        <w:ind w:left="4320" w:hanging="360"/>
+      </w:pPr>
+      <w:rPr>
+        <w:rFonts w:ascii="Wingdings" w:hAnsi="Wingdings" w:hint="default"/>
+      </w:rPr>
+    </w:lvl>
+    <w:lvl w:ilvl="6" w:tplc="080A0001" w:tentative="1">
+      <w:start w:val="1"/>
+      <w:numFmt w:val="bullet"/>
+      <w:lvlText w:val=""/>
+      <w:lvlJc w:val="left"/>
+      <w:pPr>
+        <w:ind w:left="5040" w:hanging="360"/>
+      </w:pPr>
+      <w:rPr>
+        <w:rFonts w:ascii="Symbol" w:hAnsi="Symbol" w:hint="default"/>
+      </w:rPr>
+    </w:lvl>
+    <w:lvl w:ilvl="7" w:tplc="080A0003" w:tentative="1">
+      <w:start w:val="1"/>
+      <w:numFmt w:val="bullet"/>
+      <w:lvlText w:val="o"/>
+      <w:lvlJc w:val="left"/>
+      <w:pPr>
+        <w:ind w:left="5760" w:hanging="360"/>
+      </w:pPr>
+      <w:rPr>
+        <w:rFonts w:ascii="Courier New" w:hAnsi="Courier New" w:cs="Courier New" w:hint="default"/>
+      </w:rPr>
+    </w:lvl>
+    <w:lvl w:ilvl="8" w:tplc="080A0005" w:tentative="1">
+      <w:start w:val="1"/>
+      <w:numFmt w:val="bullet"/>
+      <w:lvlText w:val=""/>
+      <w:lvlJc w:val="left"/>
+      <w:pPr>
+        <w:ind w:left="6480" w:hanging="360"/>
+      </w:pPr>
+      <w:rPr>
+        <w:rFonts w:ascii="Wingdings" w:hAnsi="Wingdings" w:hint="default"/>
+      </w:rPr>
+    </w:lvl>
+  </w:abstractNum>
+  <w:abstractNum w:abstractNumId="8" w15:restartNumberingAfterBreak="0">
     <w:nsid w:val="61FA7F53"/>
     <w:multiLevelType w:val="multilevel"/>
     <w:tmpl w:val="D07488A0"/>
@@ -2016,26 +3028,38 @@
       </w:rPr>
     </w:lvl>
   </w:abstractNum>
-  <w:num w:numId="1" w16cid:durableId="1190097587">
+  <w:num w:numId="1">
+    <w:abstractNumId w:val="6"/>
+  </w:num>
+  <w:num w:numId="2">
+    <w:abstractNumId w:val="2"/>
+  </w:num>
+  <w:num w:numId="3">
+    <w:abstractNumId w:val="5"/>
+  </w:num>
+  <w:num w:numId="4">
+    <w:abstractNumId w:val="0"/>
+  </w:num>
+  <w:num w:numId="5">
+    <w:abstractNumId w:val="8"/>
+  </w:num>
+  <w:num w:numId="6">
     <w:abstractNumId w:val="3"/>
   </w:num>
-  <w:num w:numId="2" w16cid:durableId="216404413">
+  <w:num w:numId="7">
+    <w:abstractNumId w:val="7"/>
+  </w:num>
+  <w:num w:numId="8">
+    <w:abstractNumId w:val="4"/>
+  </w:num>
+  <w:num w:numId="9">
     <w:abstractNumId w:val="1"/>
-  </w:num>
-  <w:num w:numId="3" w16cid:durableId="1801799437">
-    <w:abstractNumId w:val="2"/>
-  </w:num>
-  <w:num w:numId="4" w16cid:durableId="1057820388">
-    <w:abstractNumId w:val="0"/>
-  </w:num>
-  <w:num w:numId="5" w16cid:durableId="1686126722">
-    <w:abstractNumId w:val="4"/>
   </w:num>
 </w:numbering>
 </file>
 
 <file path=word/styles.xml><?xml version="1.0" encoding="utf-8"?>
-<w:styles xmlns:mc="http://schemas.openxmlformats.org/markup-compatibility/2006" xmlns:r="http://schemas.openxmlformats.org/officeDocument/2006/relationships" xmlns:w="http://schemas.openxmlformats.org/wordprocessingml/2006/main" xmlns:w14="http://schemas.microsoft.com/office/word/2010/wordml" xmlns:w15="http://schemas.microsoft.com/office/word/2012/wordml" xmlns:w16cex="http://schemas.microsoft.com/office/word/2018/wordml/cex" xmlns:w16cid="http://schemas.microsoft.com/office/word/2016/wordml/cid" xmlns:w16="http://schemas.microsoft.com/office/word/2018/wordml" xmlns:w16du="http://schemas.microsoft.com/office/word/2023/wordml/word16du" xmlns:w16sdtdh="http://schemas.microsoft.com/office/word/2020/wordml/sdtdatahash" xmlns:w16sdtfl="http://schemas.microsoft.com/office/word/2024/wordml/sdtformatlock" xmlns:w16se="http://schemas.microsoft.com/office/word/2015/wordml/symex" mc:Ignorable="w14 w15 w16se w16cid w16 w16cex w16sdtdh w16sdtfl w16du">
+<w:styles xmlns:mc="http://schemas.openxmlformats.org/markup-compatibility/2006" xmlns:r="http://schemas.openxmlformats.org/officeDocument/2006/relationships" xmlns:w="http://schemas.openxmlformats.org/wordprocessingml/2006/main" xmlns:w14="http://schemas.microsoft.com/office/word/2010/wordml" xmlns:w15="http://schemas.microsoft.com/office/word/2012/wordml" xmlns:w16cid="http://schemas.microsoft.com/office/word/2016/wordml/cid" xmlns:w16se="http://schemas.microsoft.com/office/word/2015/wordml/symex" mc:Ignorable="w14 w15 w16se w16cid">
   <w:docDefaults>
     <w:rPrDefault>
       <w:rPr>
@@ -2053,7 +3077,7 @@
       </w:pPr>
     </w:pPrDefault>
   </w:docDefaults>
-  <w:latentStyles w:defLockedState="0" w:defUIPriority="99" w:defSemiHidden="0" w:defUnhideWhenUsed="0" w:defQFormat="0" w:count="376">
+  <w:latentStyles w:defLockedState="0" w:defUIPriority="99" w:defSemiHidden="0" w:defUnhideWhenUsed="0" w:defQFormat="0" w:count="375">
     <w:lsdException w:name="Normal" w:uiPriority="0" w:qFormat="1"/>
     <w:lsdException w:name="heading 1" w:uiPriority="9" w:qFormat="1"/>
     <w:lsdException w:name="heading 2" w:semiHidden="1" w:uiPriority="9" w:unhideWhenUsed="1" w:qFormat="1"/>
@@ -2429,7 +3453,6 @@
     <w:lsdException w:name="Smart Hyperlink" w:semiHidden="1" w:unhideWhenUsed="1"/>
     <w:lsdException w:name="Hashtag" w:semiHidden="1" w:unhideWhenUsed="1"/>
     <w:lsdException w:name="Unresolved Mention" w:semiHidden="1" w:unhideWhenUsed="1"/>
-    <w:lsdException w:name="Smart Link" w:semiHidden="1" w:unhideWhenUsed="1"/>
   </w:latentStyles>
   <w:style w:type="paragraph" w:default="1" w:styleId="Normal">
     <w:name w:val="Normal"/>
@@ -2637,6 +3660,7 @@
   <w:style w:type="character" w:default="1" w:styleId="Fuentedeprrafopredeter">
     <w:name w:val="Default Paragraph Font"/>
     <w:uiPriority w:val="1"/>
+    <w:semiHidden/>
     <w:unhideWhenUsed/>
   </w:style>
   <w:style w:type="table" w:default="1" w:styleId="Tablanormal">
@@ -3017,6 +4041,17 @@
     <w:uiPriority w:val="99"/>
     <w:rsid w:val="007011F2"/>
   </w:style>
+  <w:style w:type="character" w:styleId="Textoennegrita">
+    <w:name w:val="Strong"/>
+    <w:basedOn w:val="Fuentedeprrafopredeter"/>
+    <w:uiPriority w:val="22"/>
+    <w:qFormat/>
+    <w:rsid w:val="00050C03"/>
+    <w:rPr>
+      <w:b/>
+      <w:bCs/>
+    </w:rPr>
+  </w:style>
 </w:styles>
 </file>
 
@@ -3313,4 +4348,71 @@
     </a:ext>
   </a:extLst>
 </a:theme>
+</file>
+
+<file path=customXml/item1.xml><?xml version="1.0" encoding="utf-8"?>
+<b:Sources xmlns:b="http://schemas.openxmlformats.org/officeDocument/2006/bibliography" xmlns="http://schemas.openxmlformats.org/officeDocument/2006/bibliography" SelectedStyle="\APASixthEditionOfficeOnline.xsl" StyleName="APA" Version="6">
+  <b:Source>
+    <b:Tag>Son25</b:Tag>
+    <b:SourceType>InternetSite</b:SourceType>
+    <b:Guid>{BA830259-CB69-427B-89F0-8B26CC9C26ED}</b:Guid>
+    <b:Year>2025</b:Year>
+    <b:Author>
+      <b:Author>
+        <b:NameList>
+          <b:Person>
+            <b:Last>Mexicanas</b:Last>
+            <b:First>Sonrisas</b:First>
+          </b:Person>
+        </b:NameList>
+      </b:Author>
+    </b:Author>
+    <b:URL>https://www.sonrisasmexicanas.com/</b:URL>
+    <b:RefOrder>2</b:RefOrder>
+  </b:Source>
+  <b:Source>
+    <b:Tag>Con20</b:Tag>
+    <b:SourceType>InternetSite</b:SourceType>
+    <b:Guid>{860A10FB-0F59-4E85-800C-44A1C8FDB35D}</b:Guid>
+    <b:Author>
+      <b:Author>
+        <b:NameList>
+          <b:Person>
+            <b:Last>Consultorio.me</b:Last>
+          </b:Person>
+        </b:NameList>
+      </b:Author>
+    </b:Author>
+    <b:Title>Consultorio.me</b:Title>
+    <b:Year>2020</b:Year>
+    <b:URL>https://consultorio.me/es/welcome</b:URL>
+    <b:RefOrder>1</b:RefOrder>
+  </b:Source>
+  <b:Source>
+    <b:Tag>Doc25</b:Tag>
+    <b:SourceType>InternetSite</b:SourceType>
+    <b:Guid>{0D847261-EAD5-4FC4-9A85-FD8A297A7C4D}</b:Guid>
+    <b:Author>
+      <b:Author>
+        <b:NameList>
+          <b:Person>
+            <b:Last>Doctoralia</b:Last>
+          </b:Person>
+        </b:NameList>
+      </b:Author>
+    </b:Author>
+    <b:Title>Doctoralia</b:Title>
+    <b:Year>2025</b:Year>
+    <b:URL>https://www.doctoralia.com.mx/vianey-abigail-osorio-monroy/pediatra/san-juan-del-rio?gad_source=1&amp;gad_campaignid=21777189797&amp;gbraid=0AAAAA91vUJvoj-BcgncpVCsolrg0M1W5E&amp;gclid=Cj0KCQjw9JLHBhC-ARIsAK4PhcoguxdXnkKQIsoCDC6MsoVhOV5MiAi82wnyoDSIdNGsDIL3eu0enxAaAq</b:URL>
+    <b:RefOrder>3</b:RefOrder>
+  </b:Source>
+</b:Sources>
+</file>
+
+<file path=customXml/itemProps1.xml><?xml version="1.0" encoding="utf-8"?>
+<ds:datastoreItem xmlns:ds="http://schemas.openxmlformats.org/officeDocument/2006/customXml" ds:itemID="{0FC8E12C-8177-49C7-93E6-572A88AC374C}">
+  <ds:schemaRefs>
+    <ds:schemaRef ds:uri="http://schemas.openxmlformats.org/officeDocument/2006/bibliography"/>
+  </ds:schemaRefs>
+</ds:datastoreItem>
 </file>